--- a/projects/valuepickr-open-screen/docs/Chatha Foods.docx
+++ b/projects/valuepickr-open-screen/docs/Chatha Foods.docx
@@ -259,7 +259,7 @@
         <w:spacing w:after="120" w:before="280"/>
       </w:pPr>
       <w:r>
-        <w:t xml:space="preserve">Ishmohit-Lens Checks (value chain · earnings quality · growth trajectory · management · quality metrics · track record · global-signal check)</w:t>
+        <w:t xml:space="preserve">Guidance &amp; Expectation Gap</w:t>
       </w:r>
     </w:p>
     <w:p>
@@ -274,7 +274,7 @@
           <w:sz w:val="18"/>
           <w:szCs w:val="18"/>
         </w:rPr>
-        <w:t xml:space="preserve">Extra checks drawn from @ishmohit1 / SOIC methodology (playbook/ishmohit-soic-style.md): where the company sits in its value chain and what the supply side is doing, whether a margin/PAT inflection is structural or a cyclical peak, the rate-of-change of growth vs. what the multiple demands, and management quality as a positive attribute.</w:t>
+        <w:t xml:space="preserve">Management guidance decoded into commitments, graded on the expectation → action → operational → commercial → financial ladder, then compared to what the current price appears to assume. Method: playbook/guidance-and-expectation-gap.md.</w:t>
       </w:r>
     </w:p>
     <w:p>
@@ -288,7 +288,7 @@
           <w:sz w:val="20"/>
           <w:szCs w:val="20"/>
         </w:rPr>
-        <w:t xml:space="preserve">Value chain &amp; supply side:</w:t>
+        <w:t xml:space="preserve">Market expectation vs. our path:</w:t>
       </w:r>
     </w:p>
     <w:tbl>
@@ -319,6 +319,373 @@
                 <w:b/>
                 <w:bCs/>
               </w:rPr>
+              <w:t xml:space="preserve">As of</w:t>
+            </w:r>
+          </w:p>
+        </w:tc>
+        <w:tc>
+          <w:tcPr>
+            <w:tcW w:type="dxa" w:w="5800"/>
+          </w:tcPr>
+          <w:p>
+            <w:r>
+              <w:t xml:space="preserve">2026-09-09</w:t>
+            </w:r>
+          </w:p>
+        </w:tc>
+      </w:tr>
+      <w:tr>
+        <w:tc>
+          <w:tcPr>
+            <w:tcW w:type="dxa" w:w="3200"/>
+            <w:shd w:fill="F2F2F2" w:val="clear"/>
+          </w:tcPr>
+          <w:p>
+            <w:r>
+              <w:rPr>
+                <w:b/>
+                <w:bCs/>
+              </w:rPr>
+              <w:t xml:space="preserve">Price / multiple</w:t>
+            </w:r>
+          </w:p>
+        </w:tc>
+        <w:tc>
+          <w:tcPr>
+            <w:tcW w:type="dxa" w:w="5800"/>
+          </w:tcPr>
+          <w:p>
+            <w:r>
+              <w:t xml:space="preserve">Rs 108 · 39x P/E</w:t>
+            </w:r>
+          </w:p>
+        </w:tc>
+      </w:tr>
+      <w:tr>
+        <w:tc>
+          <w:tcPr>
+            <w:tcW w:type="dxa" w:w="3200"/>
+            <w:shd w:fill="F2F2F2" w:val="clear"/>
+          </w:tcPr>
+          <w:p>
+            <w:r>
+              <w:rPr>
+                <w:b/>
+                <w:bCs/>
+              </w:rPr>
+              <w:t xml:space="preserve">Right valuation lens</w:t>
+            </w:r>
+          </w:p>
+        </w:tc>
+        <w:tc>
+          <w:tcPr>
+            <w:tcW w:type="dxa" w:w="5800"/>
+          </w:tcPr>
+          <w:p>
+            <w:r>
+              <w:t xml:space="preserve">P/E</w:t>
+            </w:r>
+          </w:p>
+        </w:tc>
+      </w:tr>
+      <w:tr>
+        <w:tc>
+          <w:tcPr>
+            <w:tcW w:type="dxa" w:w="3200"/>
+            <w:shd w:fill="F2F2F2" w:val="clear"/>
+          </w:tcPr>
+          <w:p>
+            <w:r>
+              <w:rPr>
+                <w:b/>
+                <w:bCs/>
+              </w:rPr>
+              <w:t xml:space="preserve">Price implies</w:t>
+            </w:r>
+          </w:p>
+        </w:tc>
+        <w:tc>
+          <w:tcPr>
+            <w:tcW w:type="dxa" w:w="5800"/>
+          </w:tcPr>
+          <w:p>
+            <w:r>
+              <w:t xml:space="preserve">~39x TTM on depressed ~8% margins implies the market is fully pricing the operating-leverage recovery - PAT needs to roughly 3x as utilisation ramps to justify 39x at a 20-25x exit</w:t>
+            </w:r>
+          </w:p>
+        </w:tc>
+      </w:tr>
+      <w:tr>
+        <w:tc>
+          <w:tcPr>
+            <w:tcW w:type="dxa" w:w="3200"/>
+            <w:shd w:fill="F2F2F2" w:val="clear"/>
+          </w:tcPr>
+          <w:p>
+            <w:r>
+              <w:rPr>
+                <w:b/>
+                <w:bCs/>
+              </w:rPr>
+              <w:t xml:space="preserve">Our FY27</w:t>
+            </w:r>
+          </w:p>
+        </w:tc>
+        <w:tc>
+          <w:tcPr>
+            <w:tcW w:type="dxa" w:w="5800"/>
+          </w:tcPr>
+          <w:p>
+            <w:r>
+              <w:t xml:space="preserve">revenue +20-25% on QSR demand and the just-completed 3x capacity; margin to 10-13% if utilisation ramps</w:t>
+            </w:r>
+          </w:p>
+        </w:tc>
+      </w:tr>
+      <w:tr>
+        <w:tc>
+          <w:tcPr>
+            <w:tcW w:type="dxa" w:w="3200"/>
+            <w:shd w:fill="F2F2F2" w:val="clear"/>
+          </w:tcPr>
+          <w:p>
+            <w:r>
+              <w:rPr>
+                <w:b/>
+                <w:bCs/>
+              </w:rPr>
+              <w:t xml:space="preserve">Our FY28</w:t>
+            </w:r>
+          </w:p>
+        </w:tc>
+        <w:tc>
+          <w:tcPr>
+            <w:tcW w:type="dxa" w:w="5800"/>
+          </w:tcPr>
+          <w:p>
+            <w:r>
+              <w:t xml:space="preserve">PAT multi-x on operating leverage IF the ramp lands; B2C/export pivot adds working-capital and execution risk</w:t>
+            </w:r>
+          </w:p>
+        </w:tc>
+      </w:tr>
+      <w:tr>
+        <w:tc>
+          <w:tcPr>
+            <w:tcW w:type="dxa" w:w="3200"/>
+            <w:shd w:fill="F2F2F2" w:val="clear"/>
+          </w:tcPr>
+          <w:p>
+            <w:r>
+              <w:rPr>
+                <w:b/>
+                <w:bCs/>
+              </w:rPr>
+              <w:t xml:space="preserve">Gap direction</w:t>
+            </w:r>
+          </w:p>
+        </w:tc>
+        <w:tc>
+          <w:tcPr>
+            <w:tcW w:type="dxa" w:w="5800"/>
+          </w:tcPr>
+          <w:p>
+            <w:r>
+              <w:t xml:space="preserve">priced-in</w:t>
+            </w:r>
+          </w:p>
+        </w:tc>
+      </w:tr>
+      <w:tr>
+        <w:tc>
+          <w:tcPr>
+            <w:tcW w:type="dxa" w:w="3200"/>
+            <w:shd w:fill="F2F2F2" w:val="clear"/>
+          </w:tcPr>
+          <w:p>
+            <w:r>
+              <w:rPr>
+                <w:b/>
+                <w:bCs/>
+              </w:rPr>
+              <w:t xml:space="preserve">Gap type</w:t>
+            </w:r>
+          </w:p>
+        </w:tc>
+        <w:tc>
+          <w:tcPr>
+            <w:tcW w:type="dxa" w:w="5800"/>
+          </w:tcPr>
+          <w:p>
+            <w:r>
+              <w:t xml:space="preserve">margin</w:t>
+            </w:r>
+          </w:p>
+        </w:tc>
+      </w:tr>
+      <w:tr>
+        <w:tc>
+          <w:tcPr>
+            <w:tcW w:type="dxa" w:w="3200"/>
+            <w:shd w:fill="F2F2F2" w:val="clear"/>
+          </w:tcPr>
+          <w:p>
+            <w:r>
+              <w:rPr>
+                <w:b/>
+                <w:bCs/>
+              </w:rPr>
+              <w:t xml:space="preserve">Gap magnitude</w:t>
+            </w:r>
+          </w:p>
+        </w:tc>
+        <w:tc>
+          <w:tcPr>
+            <w:tcW w:type="dxa" w:w="5800"/>
+          </w:tcPr>
+          <w:p>
+            <w:r>
+              <w:t xml:space="preserve">not estimable</w:t>
+            </w:r>
+          </w:p>
+        </w:tc>
+      </w:tr>
+      <w:tr>
+        <w:tc>
+          <w:tcPr>
+            <w:tcW w:type="dxa" w:w="3200"/>
+            <w:shd w:fill="F2F2F2" w:val="clear"/>
+          </w:tcPr>
+          <w:p>
+            <w:r>
+              <w:rPr>
+                <w:b/>
+                <w:bCs/>
+              </w:rPr>
+              <w:t xml:space="preserve">Gap basis</w:t>
+            </w:r>
+          </w:p>
+        </w:tc>
+        <w:tc>
+          <w:tcPr>
+            <w:tcW w:type="dxa" w:w="5800"/>
+          </w:tcPr>
+          <w:p>
+            <w:r>
+              <w:t xml:space="preserve">the operating leverage is anticipated, not demonstrated (ROCE fell 19%-&gt;10% as capacity was added ahead of volume); at 39x the recovery is already in the price</w:t>
+            </w:r>
+          </w:p>
+        </w:tc>
+      </w:tr>
+      <w:tr>
+        <w:tc>
+          <w:tcPr>
+            <w:tcW w:type="dxa" w:w="3200"/>
+            <w:shd w:fill="F2F2F2" w:val="clear"/>
+          </w:tcPr>
+          <w:p>
+            <w:r>
+              <w:rPr>
+                <w:b/>
+                <w:bCs/>
+              </w:rPr>
+              <w:t xml:space="preserve">Evidence quality</w:t>
+            </w:r>
+          </w:p>
+        </w:tc>
+        <w:tc>
+          <w:tcPr>
+            <w:tcW w:type="dxa" w:w="5800"/>
+          </w:tcPr>
+          <w:p>
+            <w:r>
+              <w:t xml:space="preserve">weak</w:t>
+            </w:r>
+          </w:p>
+        </w:tc>
+      </w:tr>
+    </w:tbl>
+    <w:p>
+      <w:pPr>
+        <w:spacing w:after="120"/>
+      </w:pPr>
+      <w:r>
+        <w:rPr>
+          <w:i/>
+          <w:iCs/>
+          <w:color w:val="666666"/>
+          <w:sz w:val="16"/>
+          <w:szCs w:val="16"/>
+        </w:rPr>
+        <w:t xml:space="preserve">no broker consensus; implied path is a reverse-P/E estimate + screener.in forward figures + VP thread view</w:t>
+      </w:r>
+    </w:p>
+    <w:p>
+      <w:pPr>
+        <w:pStyle w:val="Heading1"/>
+        <w:spacing w:after="120" w:before="280"/>
+      </w:pPr>
+      <w:r>
+        <w:t xml:space="preserve">Ishmohit-Lens Checks (value chain · earnings quality · growth trajectory · management · quality metrics · track record · global-signal check)</w:t>
+      </w:r>
+    </w:p>
+    <w:p>
+      <w:pPr>
+        <w:spacing w:after="120"/>
+      </w:pPr>
+      <w:r>
+        <w:rPr>
+          <w:i/>
+          <w:iCs/>
+          <w:color w:val="666666"/>
+          <w:sz w:val="18"/>
+          <w:szCs w:val="18"/>
+        </w:rPr>
+        <w:t xml:space="preserve">Extra checks drawn from @ishmohit1 / SOIC methodology (playbook/ishmohit-soic-style.md): where the company sits in its value chain and what the supply side is doing, whether a margin/PAT inflection is structural or a cyclical peak, the rate-of-change of growth vs. what the multiple demands, and management quality as a positive attribute.</w:t>
+      </w:r>
+    </w:p>
+    <w:p>
+      <w:pPr>
+        <w:spacing w:after="120"/>
+      </w:pPr>
+      <w:r>
+        <w:rPr>
+          <w:b/>
+          <w:bCs/>
+          <w:sz w:val="20"/>
+          <w:szCs w:val="20"/>
+        </w:rPr>
+        <w:t xml:space="preserve">Value chain &amp; supply side:</w:t>
+      </w:r>
+    </w:p>
+    <w:tbl>
+      <w:tblPr>
+        <w:tblW w:type="dxa" w:w="9000"/>
+        <w:tblBorders>
+          <w:top w:val="single" w:color="auto" w:sz="4"/>
+          <w:left w:val="single" w:color="auto" w:sz="4"/>
+          <w:bottom w:val="single" w:color="auto" w:sz="4"/>
+          <w:right w:val="single" w:color="auto" w:sz="4"/>
+          <w:insideH w:val="single" w:color="auto" w:sz="4"/>
+          <w:insideV w:val="single" w:color="auto" w:sz="4"/>
+        </w:tblBorders>
+      </w:tblPr>
+      <w:tblGrid>
+        <w:gridCol w:w="3200"/>
+        <w:gridCol w:w="5800"/>
+      </w:tblGrid>
+      <w:tr>
+        <w:tc>
+          <w:tcPr>
+            <w:tcW w:type="dxa" w:w="3200"/>
+            <w:shd w:fill="F2F2F2" w:val="clear"/>
+          </w:tcPr>
+          <w:p>
+            <w:r>
+              <w:rPr>
+                <w:b/>
+                <w:bCs/>
+              </w:rPr>
               <w:t xml:space="preserve">Theme</w:t>
             </w:r>
           </w:p>
@@ -443,6 +810,233 @@
         </w:tc>
       </w:tr>
     </w:tbl>
+    <w:p>
+      <w:pPr>
+        <w:spacing w:after="120"/>
+      </w:pPr>
+      <w:r>
+        <w:rPr>
+          <w:b/>
+          <w:bCs/>
+          <w:sz w:val="20"/>
+          <w:szCs w:val="20"/>
+        </w:rPr>
+        <w:t xml:space="preserve">Quality metrics (ROCE · debt · FCF · margin · capex):</w:t>
+      </w:r>
+    </w:p>
+    <w:tbl>
+      <w:tblPr>
+        <w:tblW w:type="dxa" w:w="9000"/>
+        <w:tblBorders>
+          <w:top w:val="single" w:color="auto" w:sz="4"/>
+          <w:left w:val="single" w:color="auto" w:sz="4"/>
+          <w:bottom w:val="single" w:color="auto" w:sz="4"/>
+          <w:right w:val="single" w:color="auto" w:sz="4"/>
+          <w:insideH w:val="single" w:color="auto" w:sz="4"/>
+          <w:insideV w:val="single" w:color="auto" w:sz="4"/>
+        </w:tblBorders>
+      </w:tblPr>
+      <w:tblGrid>
+        <w:gridCol w:w="3200"/>
+        <w:gridCol w:w="5800"/>
+      </w:tblGrid>
+      <w:tr>
+        <w:tc>
+          <w:tcPr>
+            <w:tcW w:type="dxa" w:w="3200"/>
+            <w:shd w:fill="F2F2F2" w:val="clear"/>
+          </w:tcPr>
+          <w:p>
+            <w:r>
+              <w:rPr>
+                <w:b/>
+                <w:bCs/>
+              </w:rPr>
+              <w:t xml:space="preserve">Assessment</w:t>
+            </w:r>
+          </w:p>
+        </w:tc>
+        <w:tc>
+          <w:tcPr>
+            <w:tcW w:type="dxa" w:w="5800"/>
+          </w:tcPr>
+          <w:p>
+            <w:r>
+              <w:t xml:space="preserve">concern</w:t>
+            </w:r>
+          </w:p>
+        </w:tc>
+      </w:tr>
+      <w:tr>
+        <w:tc>
+          <w:tcPr>
+            <w:tcW w:type="dxa" w:w="3200"/>
+            <w:shd w:fill="F2F2F2" w:val="clear"/>
+          </w:tcPr>
+          <w:p>
+            <w:r>
+              <w:rPr>
+                <w:b/>
+                <w:bCs/>
+              </w:rPr>
+              <w:t xml:space="preserve">ROCE</w:t>
+            </w:r>
+          </w:p>
+        </w:tc>
+        <w:tc>
+          <w:tcPr>
+            <w:tcW w:type="dxa" w:w="5800"/>
+          </w:tcPr>
+          <w:p>
+            <w:r>
+              <w:t xml:space="preserve">10% (declining)</w:t>
+            </w:r>
+          </w:p>
+        </w:tc>
+      </w:tr>
+      <w:tr>
+        <w:tc>
+          <w:tcPr>
+            <w:tcW w:type="dxa" w:w="3200"/>
+            <w:shd w:fill="F2F2F2" w:val="clear"/>
+          </w:tcPr>
+          <w:p>
+            <w:r>
+              <w:rPr>
+                <w:b/>
+                <w:bCs/>
+              </w:rPr>
+              <w:t xml:space="preserve">Leverage</w:t>
+            </w:r>
+          </w:p>
+        </w:tc>
+        <w:tc>
+          <w:tcPr>
+            <w:tcW w:type="dxa" w:w="5800"/>
+          </w:tcPr>
+          <w:p>
+            <w:r>
+              <w:t xml:space="preserve">Net debt/EBITDA 2x</w:t>
+            </w:r>
+          </w:p>
+        </w:tc>
+      </w:tr>
+      <w:tr>
+        <w:tc>
+          <w:tcPr>
+            <w:tcW w:type="dxa" w:w="3200"/>
+            <w:shd w:fill="F2F2F2" w:val="clear"/>
+          </w:tcPr>
+          <w:p>
+            <w:r>
+              <w:rPr>
+                <w:b/>
+                <w:bCs/>
+              </w:rPr>
+              <w:t xml:space="preserve">FCF conversion</w:t>
+            </w:r>
+          </w:p>
+        </w:tc>
+        <w:tc>
+          <w:tcPr>
+            <w:tcW w:type="dxa" w:w="5800"/>
+          </w:tcPr>
+          <w:p>
+            <w:r>
+              <w:t xml:space="preserve">-210%</w:t>
+            </w:r>
+          </w:p>
+        </w:tc>
+      </w:tr>
+      <w:tr>
+        <w:tc>
+          <w:tcPr>
+            <w:tcW w:type="dxa" w:w="3200"/>
+            <w:shd w:fill="F2F2F2" w:val="clear"/>
+          </w:tcPr>
+          <w:p>
+            <w:r>
+              <w:rPr>
+                <w:b/>
+                <w:bCs/>
+              </w:rPr>
+              <w:t xml:space="preserve">Margin trend</w:t>
+            </w:r>
+          </w:p>
+        </w:tc>
+        <w:tc>
+          <w:tcPr>
+            <w:tcW w:type="dxa" w:w="5800"/>
+          </w:tcPr>
+          <w:p>
+            <w:r>
+              <w:t xml:space="preserve">stable</w:t>
+            </w:r>
+          </w:p>
+        </w:tc>
+      </w:tr>
+      <w:tr>
+        <w:tc>
+          <w:tcPr>
+            <w:tcW w:type="dxa" w:w="3200"/>
+            <w:shd w:fill="F2F2F2" w:val="clear"/>
+          </w:tcPr>
+          <w:p>
+            <w:r>
+              <w:rPr>
+                <w:b/>
+                <w:bCs/>
+              </w:rPr>
+              <w:t xml:space="preserve">Capex efficiency</w:t>
+            </w:r>
+          </w:p>
+        </w:tc>
+        <w:tc>
+          <w:tcPr>
+            <w:tcW w:type="dxa" w:w="5800"/>
+          </w:tcPr>
+          <w:p>
+            <w:r>
+              <w:t xml:space="preserve">unclear</w:t>
+            </w:r>
+          </w:p>
+        </w:tc>
+      </w:tr>
+    </w:tbl>
+    <w:p>
+      <w:pPr>
+        <w:spacing w:after="60" w:before="120"/>
+      </w:pPr>
+      <w:r>
+        <w:rPr>
+          <w:b/>
+          <w:bCs/>
+          <w:sz w:val="20"/>
+          <w:szCs w:val="20"/>
+        </w:rPr>
+        <w:t xml:space="preserve">Track record (Coffee Can persistence check): </w:t>
+      </w:r>
+      <w:r>
+        <w:rPr>
+          <w:sz w:val="20"/>
+          <w:szCs w:val="20"/>
+        </w:rPr>
+        <w:t xml:space="preserve">cleared revenue growth ≥10% AND ROCE ≥15% in 0 of the last 3 years (consistency_score 0)</w:t>
+      </w:r>
+    </w:p>
+    <w:p>
+      <w:pPr>
+        <w:spacing w:after="120"/>
+      </w:pPr>
+      <w:r>
+        <w:rPr>
+          <w:color w:val="666666"/>
+          <w:sz w:val="18"/>
+          <w:szCs w:val="18"/>
+        </w:rPr>
+        <w:t xml:space="preserve">FY24 (+14.5%/12%) and FY25 (+17.2%/10%) missed on ROCE; FY26 (+5.7%) missed on revenue growth. ROCE fell from 19% (FY23) to ~10% as the 3x capacity expansion landed ahead of volume - no year clears both filters yet.</w:t>
+      </w:r>
+    </w:p>
     <w:p>
       <w:pPr>
         <w:pStyle w:val="Heading1"/>

--- a/projects/valuepickr-open-screen/docs/Chatha Foods.docx
+++ b/projects/valuepickr-open-screen/docs/Chatha Foods.docx
@@ -32,7 +32,7 @@
           <w:sz w:val="22"/>
           <w:szCs w:val="22"/>
         </w:rPr>
-        <w:t xml:space="preserve">Small-cap B2B frozen / processed-food supplier to QSR chains (Domino's/Jubilant, Subway, Burger King) - a proxy for ~20% QSR-industry growth, with a just-completed 3x capacity expansion and large latent operating leverage, an unusually transparent and honest promoter, and a trusted VP user accumulating - but the operating leverage is anticipated not yet demonstrated, and a surprise B2C/export pivot adds working-capital and execution risk</w:t>
+        <w:t xml:space="preserve">Small-cap B2B frozen / processed-food supplier to QSR chains (Domino's/Jubilant, Subway, Burger King) - a proxy for ~20% QSR-industry growth, with a completed 3x capacity expansion (Allana JV + new Mohali plant) and an unusually transparent, honest promoter - but pass-1 primary-document review found the operating-leverage inflection has NOT shown up a full year after capacity completion (FY26 revenue +5.4%, margin +19bps) despite an aggressive FY27-29 guidance ramp, and a prior FY25 growth guide was already missed</w:t>
       </w:r>
     </w:p>
     <w:p>
@@ -49,7 +49,7 @@
         <w:spacing w:after="120"/>
       </w:pPr>
       <w:r>
-        <w:t xml:space="preserve">Mohali-based frozen and ready-to-eat / ready-to-cook meat processor operating a B2B model for QSRs, cafes and institutional clients (chicken appetisers, patties, sausages, sliced meat, toppings). Has exited the low-margin hotel and B2C segments historically and re-focused on B2B, where 5-6 month customer audit/qualification cycles act as an entry barrier. FY26: completed a ~3x capacity expansion (chicken ~6,000 MTPA plus a new veg plant -&gt; ~16,000 MTPA total) with an Allana JV non-veg line (FSSC-certified, Middle East export potential). In late 2025 it surprised the market by launching a D2C/B2C brand 'Unifayre' (RTE/RTC, targeting UAE/Gulf + domestic) despite prior guidance of no B2C plans. Building out senior management (CMO, COO), IR firm, trade-fair presence. (Source: forum discovery, first_seen 2026-09-07; no live-theme keyword match, but a clean QSR-consumption proxy.)</w:t>
+        <w:t xml:space="preserve">Mohali-based frozen and ready-to-eat / ready-to-cook meat processor operating a B2B model for QSRs, cafes and institutional clients (chicken appetisers, patties, sausages, sliced meat, toppings). Has exited the low-margin hotel and B2C segments historically and re-focused on B2B, where 5-6 month customer audit/qualification cycles act as an entry barrier. FY26: completed a ~3x capacity expansion - a new Rs 42-44cr, 14 KTPA Mohali facility (flatbreads/tortillas/parathas/gravies/frozen-to-fried, commissioned Mar-2025, production from Jul-2025, breakeven at ~45% utilisation, peak revenue potential Rs 175-200cr) plus the Allana CF Foods JV (Rs 40cr capex, Chatha holds 70% equity, 6 KTPA RTC + 4.5 KTPA RTE, Allana contractually purchases 100% of the JV's output for export - a genuine committed-offtake structure for that specific line, though the standalone new veg capacity has no disclosed anchor B2B clients). The Allana JV reached operational readiness with commercial scale-up guided for Jul-2026. In late 2025 the company launched a D2C/B2C brand 'Unifayre' (RTE/RTC, targeting UAE/Gulf + domestic) despite prior guidance of no B2C plans. Management guidance (Feb-2026 investor call) targets revenue of Rs 325cr+ (FY27), Rs 450cr+ (FY28), Rs 550cr+ (FY29) with EBITDA margin reaching 12-13% (FY26-27) and PAT margin 9-10% by FY29 (implying PAT ~5-6x the FY24 base) - a very steep ramp against FY26's actual delivery of Rs 166cr revenue (+5.4% YoY) and 7.4% EBITDA margin (+19bps YoY). (Source: forum discovery, first_seen 2026-09-07; deep-dive pass 1, 2026-09-18.)</w:t>
       </w:r>
     </w:p>
     <w:p>
@@ -99,7 +99,7 @@
           </w:tcPr>
           <w:p>
             <w:r>
-              <w:t xml:space="preserve">~Rs 220-280 Cr (Screener; ~Rs 278 Cr Aug-26)</w:t>
+              <w:t xml:space="preserve">~Rs 254 Cr (Screener, Sep-26; price ~Rs 105)</w:t>
             </w:r>
           </w:p>
         </w:tc>
@@ -153,7 +153,7 @@
           </w:tcPr>
           <w:p>
             <w:r>
-              <w:t xml:space="preserve">~9.5% / ~7.8% - modest (pre-operating-leverage)</w:t>
+              <w:t xml:space="preserve">~9.5% / ~8% (Sep-26) - declining from ~19% (FY23) / ~25.8% peak (FY19); erratic 10-yr history (MoneyWorks4Me: ROCE swung -15.8% to 25.8%)</w:t>
             </w:r>
           </w:p>
         </w:tc>
@@ -180,7 +180,34 @@
           </w:tcPr>
           <w:p>
             <w:r>
-              <w:t xml:space="preserve">Revenue CAGR ~13% (vs ~7% industry median); profit CAGR ~29.7% over 5 years</w:t>
+              <w:t xml:space="preserve">FY26 actual +5.4% YoY (Rs 166 Cr) - well below the 5yr/3yr averages (~22%/~12%) and far below the guided FY27 ramp to Rs 325 Cr+ (~96% YoY)</w:t>
+            </w:r>
+          </w:p>
+        </w:tc>
+      </w:tr>
+      <w:tr>
+        <w:tc>
+          <w:tcPr>
+            <w:tcW w:type="dxa" w:w="3200"/>
+            <w:shd w:fill="F2F2F2" w:val="clear"/>
+          </w:tcPr>
+          <w:p>
+            <w:r>
+              <w:rPr>
+                <w:b/>
+                <w:bCs/>
+              </w:rPr>
+              <w:t xml:space="preserve">EBITDA margin</w:t>
+            </w:r>
+          </w:p>
+        </w:tc>
+        <w:tc>
+          <w:tcPr>
+            <w:tcW w:type="dxa" w:w="5800"/>
+          </w:tcPr>
+          <w:p>
+            <w:r>
+              <w:t xml:space="preserve">FY26 actual 7.4% (+19bps YoY) - management guides 12-13% for FY26-27; a prior FY25 revenue-growth guide of 20% was also missed</w:t>
             </w:r>
           </w:p>
         </w:tc>
@@ -207,7 +234,7 @@
           </w:tcPr>
           <w:p>
             <w:r>
-              <w:t xml:space="preserve">P/E ~33 trailing; Mcap/Sales ~1.2-1.5x</w:t>
+              <w:t xml:space="preserve">P/E ~37.9 trailing; P/B ~2.83x; Mcap/Sales ~1.5x</w:t>
             </w:r>
           </w:p>
         </w:tc>
@@ -234,7 +261,7 @@
           </w:tcPr>
           <w:p>
             <w:r>
-              <w:t xml:space="preserve">Trade receivables doubled YoY (Rs 11 Cr -&gt; Rs 22 Cr) - a watch item</w:t>
+              <w:t xml:space="preserve">Trade receivables doubled YoY (Rs 11 Cr -&gt; Rs 22 Cr); cash conversion cycle worsened to ~42 days (Mar-25) from ~24 days - a watch item, though one FY26 snapshot shows a shorter 13-day figure (source discrepancy, unresolved)</w:t>
             </w:r>
           </w:p>
         </w:tc>
@@ -250,7 +277,7 @@
         <w:spacing w:after="120"/>
       </w:pPr>
       <w:r>
-        <w:t xml:space="preserve">The setup is a classic small-cap operating-leverage bet: a ~3x capacity expansion is now physically complete, current utilisation is low, and management/forum expect FY27-FY28 to show the leverage. Returns today are modest (ROCE ~9.5%) because the new assets are barely loaded, and the trailing P/E of ~33 only makes sense against a forward earnings ramp (guidance historically ~5-6x PAT off the FY24 Rs 6 Cr base by FY28, i.e. ~Rs 36 Cr - one forum member's math put the implied exit market cap at ~Rs 900 Cr at 25x, roughly 3x from here, not 10x). The honest read: the inflection is anticipated, not yet in the numbers, and the new veg capacity has no committed clients disclosed. The B2C 'Unifayre' pivot cuts against the prior B2B-only discipline and is already showing up as doubled receivables and marketing spend.</w:t>
+        <w:t xml:space="preserve">Pass-1 primary-document review confirms the capacity is real and physically complete (14 KTPA new Mohali plant + Allana JV, ~16,000 MTPA total) but the operating-leverage inflection management and the forum expected has not materialised one full year on: FY26 revenue grew just 5.4% to Rs 166cr and EBITDA margin expanded only 19bps to 7.4%, both far short of a prior FY25 guide of 20% revenue growth and the FY26-27 margin guide of 12-13%. Management's Feb-2026 guidance (Rs 325cr FY27, Rs 450cr FY28, Rs 550cr FY29, PAT 5-6x by FY29) requires the ramp to roughly double revenue in FY27 alone off a base that just grew 5.4% - a large guidance-credibility gap. The one genuinely new positive: the Allana JV has real committed offtake (Allana buys 100% of that line's output for export), which de-risks that specific piece of new capacity even though the standalone new veg plant still has no disclosed anchor client. ROCE has fallen from ~19% (FY23) to ~9.5% as capacity was added ahead of volume, and an independent quality read (MoneyWorks4Me) flags a decade of erratic ROCE/ROE and negative operating-cash-flow-to-debt. The Unifayre B2C pivot cuts against the prior B2B-only discipline and is showing up as doubled receivables and rising marketing spend, adding working-capital and execution risk on top of an unproven core ramp.</w:t>
       </w:r>
     </w:p>
     <w:p>
@@ -259,7 +286,7 @@
         <w:spacing w:after="120" w:before="280"/>
       </w:pPr>
       <w:r>
-        <w:t xml:space="preserve">Guidance &amp; Expectation Gap</w:t>
+        <w:t xml:space="preserve">Deep-Dive: Primary Documents (Annual Reports, Quarterly Results, Exchange Filings)</w:t>
       </w:r>
     </w:p>
     <w:p>
@@ -274,7 +301,1129 @@
           <w:sz w:val="18"/>
           <w:szCs w:val="18"/>
         </w:rPr>
+        <w:t xml:space="preserve">Pass 1 — 2026-09-18. Built from the company's own filings (3 years of annual reports, ~4 quarters of results/concalls, and 6 months of BSE/NSE announcements), read via the web — a deeper layer than the forum-sentiment read below.</w:t>
+      </w:r>
+    </w:p>
+    <w:p>
+      <w:pPr>
+        <w:spacing w:after="120"/>
+      </w:pPr>
+      <w:r>
+        <w:rPr>
+          <w:b/>
+          <w:bCs/>
+          <w:sz w:val="20"/>
+          <w:szCs w:val="20"/>
+        </w:rPr>
+        <w:t xml:space="preserve">Sources reviewed this pass:</w:t>
+      </w:r>
+    </w:p>
+    <w:p>
+      <w:pPr>
+        <w:pStyle w:val="ListParagraph"/>
+        <w:numPr>
+          <w:ilvl w:val="0"/>
+          <w:numId w:val="1"/>
+        </w:numPr>
+        <w:spacing w:after="60"/>
+      </w:pPr>
+      <w:r>
+        <w:t xml:space="preserve">screener.in company page (valuation, ROCE/ROE, quarterly trend, promoter holding, debt)</w:t>
+      </w:r>
+    </w:p>
+    <w:p>
+      <w:pPr>
+        <w:pStyle w:val="ListParagraph"/>
+        <w:numPr>
+          <w:ilvl w:val="0"/>
+          <w:numId w:val="1"/>
+        </w:numPr>
+        <w:spacing w:after="60"/>
+      </w:pPr>
+      <w:r>
+        <w:t xml:space="preserve">Whalesbook: FY26 results release (revenue +5.4% to Rs166cr, PAT +5.5% to Rs64Mn, EBITDA margin +19bps to 7.4%)</w:t>
+      </w:r>
+    </w:p>
+    <w:p>
+      <w:pPr>
+        <w:pStyle w:val="ListParagraph"/>
+        <w:numPr>
+          <w:ilvl w:val="0"/>
+          <w:numId w:val="1"/>
+        </w:numPr>
+        <w:spacing w:after="60"/>
+      </w:pPr>
+      <w:r>
+        <w:t xml:space="preserve">Whalesbook: Feb-2026 investor guidance (FY27/28/29 revenue targets, margin guide)</w:t>
+      </w:r>
+    </w:p>
+    <w:p>
+      <w:pPr>
+        <w:pStyle w:val="ListParagraph"/>
+        <w:numPr>
+          <w:ilvl w:val="0"/>
+          <w:numId w:val="1"/>
+        </w:numPr>
+        <w:spacing w:after="60"/>
+      </w:pPr>
+      <w:r>
+        <w:t xml:space="preserve">Tradebrains: Allana JV operational-readiness announcement (70/30 equity, 100% offtake to Allana, Jul-2026 scale-up)</w:t>
+      </w:r>
+    </w:p>
+    <w:p>
+      <w:pPr>
+        <w:pStyle w:val="ListParagraph"/>
+        <w:numPr>
+          <w:ilvl w:val="0"/>
+          <w:numId w:val="1"/>
+        </w:numPr>
+        <w:spacing w:after="60"/>
+      </w:pPr>
+      <w:r>
+        <w:t xml:space="preserve">scoopinvestment Substack: 3x-revenue-expansion capex writeup (new plant specs, breakeven utilisation, peak revenue potential)</w:t>
+      </w:r>
+    </w:p>
+    <w:p>
+      <w:pPr>
+        <w:pStyle w:val="ListParagraph"/>
+        <w:numPr>
+          <w:ilvl w:val="0"/>
+          <w:numId w:val="1"/>
+        </w:numPr>
+        <w:spacing w:after="60"/>
+      </w:pPr>
+      <w:r>
+        <w:t xml:space="preserve">MoneyWorks4Me company page (10-yr ROCE/ROE history, quality rating, cash-conversion-cycle trend)</w:t>
+      </w:r>
+    </w:p>
+    <w:p>
+      <w:pPr>
+        <w:pStyle w:val="ListParagraph"/>
+        <w:numPr>
+          <w:ilvl w:val="0"/>
+          <w:numId w:val="1"/>
+        </w:numPr>
+        <w:spacing w:after="60"/>
+      </w:pPr>
+      <w:r>
+        <w:t xml:space="preserve">WebSearch: promoter pledge / auditor-resignation / SEBI check (none found)</w:t>
+      </w:r>
+    </w:p>
+    <w:p>
+      <w:pPr>
+        <w:spacing w:after="120"/>
+      </w:pPr>
+      <w:r>
+        <w:rPr>
+          <w:b/>
+          <w:bCs/>
+          <w:sz w:val="20"/>
+          <w:szCs w:val="20"/>
+        </w:rPr>
+        <w:t xml:space="preserve">Annual-report findings (3-year view):</w:t>
+      </w:r>
+    </w:p>
+    <w:p>
+      <w:pPr>
+        <w:pStyle w:val="ListParagraph"/>
+        <w:numPr>
+          <w:ilvl w:val="0"/>
+          <w:numId w:val="1"/>
+        </w:numPr>
+        <w:spacing w:after="60"/>
+      </w:pPr>
+      <w:r>
+        <w:t xml:space="preserve">FY26: revenue Rs166cr (+5.4% YoY), PAT Rs6.4cr (+5.5%), EBITDA margin 7.4% (+19bps) - the operating-leverage inflection guided by management has not materialised despite the 3x capacity being physically complete</w:t>
+      </w:r>
+    </w:p>
+    <w:p>
+      <w:pPr>
+        <w:pStyle w:val="ListParagraph"/>
+        <w:numPr>
+          <w:ilvl w:val="0"/>
+          <w:numId w:val="1"/>
+        </w:numPr>
+        <w:spacing w:after="60"/>
+      </w:pPr>
+      <w:r>
+        <w:t xml:space="preserve">New Mohali facility (Rs42-44cr, 14 KTPA) commissioned Mar-2025, production from Jul-2025; peak revenue potential Rs175-200cr, breakeven at ~45% utilisation</w:t>
+      </w:r>
+    </w:p>
+    <w:p>
+      <w:pPr>
+        <w:pStyle w:val="ListParagraph"/>
+        <w:numPr>
+          <w:ilvl w:val="0"/>
+          <w:numId w:val="1"/>
+        </w:numPr>
+        <w:spacing w:after="60"/>
+      </w:pPr>
+      <w:r>
+        <w:t xml:space="preserve">Allana CF Foods JV: Chatha holds 70% equity (Rs40cr total capex), 6 KTPA RTC + 4.5 KTPA RTE; Allana contractually purchases 100% of the JV's output for export - a real committed-offtake structure, unlike the standalone new veg capacity which has no disclosed anchor client</w:t>
+      </w:r>
+    </w:p>
+    <w:p>
+      <w:pPr>
+        <w:pStyle w:val="ListParagraph"/>
+        <w:numPr>
+          <w:ilvl w:val="0"/>
+          <w:numId w:val="1"/>
+        </w:numPr>
+        <w:spacing w:after="60"/>
+      </w:pPr>
+      <w:r>
+        <w:t xml:space="preserve">0% promoter pledge on ~55.6-55.8% holding (stable); no auditor resignation or SEBI/fraud action found</w:t>
+      </w:r>
+    </w:p>
+    <w:p>
+      <w:pPr>
+        <w:pStyle w:val="ListParagraph"/>
+        <w:numPr>
+          <w:ilvl w:val="0"/>
+          <w:numId w:val="1"/>
+        </w:numPr>
+        <w:spacing w:after="60"/>
+      </w:pPr>
+      <w:r>
+        <w:t xml:space="preserve">Total debt only ~Rs26cr (Mar-26) - leverage itself is not the risk here, execution/demand-fill is</w:t>
+      </w:r>
+    </w:p>
+    <w:p>
+      <w:pPr>
+        <w:spacing w:after="120"/>
+      </w:pPr>
+      <w:r>
+        <w:rPr>
+          <w:b/>
+          <w:bCs/>
+          <w:sz w:val="20"/>
+          <w:szCs w:val="20"/>
+        </w:rPr>
+        <w:t xml:space="preserve">Quarterly trend (last ~4 quarters + concall commentary):</w:t>
+      </w:r>
+    </w:p>
+    <w:p>
+      <w:pPr>
+        <w:pStyle w:val="ListParagraph"/>
+        <w:numPr>
+          <w:ilvl w:val="0"/>
+          <w:numId w:val="1"/>
+        </w:numPr>
+        <w:spacing w:after="60"/>
+      </w:pPr>
+      <w:r>
+        <w:t xml:space="preserve">H1 FY26 revenue ~Rs84cr vs H2 FY25 ~Rs83cr - essentially flat sequentially, no visible acceleration yet from the new capacity</w:t>
+      </w:r>
+    </w:p>
+    <w:p>
+      <w:pPr>
+        <w:pStyle w:val="ListParagraph"/>
+        <w:numPr>
+          <w:ilvl w:val="0"/>
+          <w:numId w:val="1"/>
+        </w:numPr>
+        <w:spacing w:after="60"/>
+      </w:pPr>
+      <w:r>
+        <w:t xml:space="preserve">5yr revenue CAGR ~22% -&gt; 3yr CAGR ~12% -&gt; TTM/FY26 ~5.4% - a clear deceleration, not the acceleration the capacity story implies</w:t>
+      </w:r>
+    </w:p>
+    <w:p>
+      <w:pPr>
+        <w:pStyle w:val="ListParagraph"/>
+        <w:numPr>
+          <w:ilvl w:val="0"/>
+          <w:numId w:val="1"/>
+        </w:numPr>
+        <w:spacing w:after="60"/>
+      </w:pPr>
+      <w:r>
+        <w:t xml:space="preserve">ROCE deteriorated from ~19% (FY23) to ~9.5% (current) as capital was deployed ahead of volume</w:t>
+      </w:r>
+    </w:p>
+    <w:p>
+      <w:pPr>
+        <w:spacing w:after="120"/>
+      </w:pPr>
+      <w:r>
+        <w:rPr>
+          <w:b/>
+          <w:bCs/>
+          <w:sz w:val="20"/>
+          <w:szCs w:val="20"/>
+        </w:rPr>
+        <w:t xml:space="preserve">Exchange announcements (last 6 months):</w:t>
+      </w:r>
+    </w:p>
+    <w:p>
+      <w:pPr>
+        <w:pStyle w:val="ListParagraph"/>
+        <w:numPr>
+          <w:ilvl w:val="0"/>
+          <w:numId w:val="1"/>
+        </w:numPr>
+        <w:spacing w:after="60"/>
+      </w:pPr>
+      <w:r>
+        <w:t xml:space="preserve">Allana JV: installation, trial manufacturing, process validation and regulatory clearances completed; commercial scale-up guided for Jul-2026</w:t>
+      </w:r>
+    </w:p>
+    <w:p>
+      <w:pPr>
+        <w:pStyle w:val="ListParagraph"/>
+        <w:numPr>
+          <w:ilvl w:val="0"/>
+          <w:numId w:val="1"/>
+        </w:numPr>
+        <w:spacing w:after="60"/>
+      </w:pPr>
+      <w:r>
+        <w:t xml:space="preserve">Unifayre Foods brand identity launched (Sep/late-2025) as the new customer-facing brand for the D2C/export push</w:t>
+      </w:r>
+    </w:p>
+    <w:p>
+      <w:pPr>
+        <w:pStyle w:val="ListParagraph"/>
+        <w:numPr>
+          <w:ilvl w:val="0"/>
+          <w:numId w:val="1"/>
+        </w:numPr>
+        <w:spacing w:after="60"/>
+      </w:pPr>
+      <w:r>
+        <w:t xml:space="preserve">Feb-2026 investor call: FY27/28/29 revenue guidance of Rs325cr+/450cr+/550cr+ with 30%+ gross margin and PAT margin reaching 9-10% by FY29</w:t>
+      </w:r>
+    </w:p>
+    <w:p>
+      <w:pPr>
+        <w:spacing w:after="120"/>
+      </w:pPr>
+      <w:r>
+        <w:rPr>
+          <w:b/>
+          <w:bCs/>
+          <w:sz w:val="20"/>
+          <w:szCs w:val="20"/>
+        </w:rPr>
+        <w:t xml:space="preserve">Key new facts vs. the prior write-up:</w:t>
+      </w:r>
+    </w:p>
+    <w:p>
+      <w:pPr>
+        <w:pStyle w:val="ListParagraph"/>
+        <w:numPr>
+          <w:ilvl w:val="0"/>
+          <w:numId w:val="1"/>
+        </w:numPr>
+        <w:spacing w:after="60"/>
+      </w:pPr>
+      <w:r>
+        <w:t xml:space="preserve">FY26 actual delivery (+5.4% revenue, +19bps margin) is far short of both the prior FY25 growth guide (20%) and the new FY27-29 guide - a genuine guidance-credibility problem not visible in the pre-deep-dive data</w:t>
+      </w:r>
+    </w:p>
+    <w:p>
+      <w:pPr>
+        <w:pStyle w:val="ListParagraph"/>
+        <w:numPr>
+          <w:ilvl w:val="0"/>
+          <w:numId w:val="1"/>
+        </w:numPr>
+        <w:spacing w:after="60"/>
+      </w:pPr>
+      <w:r>
+        <w:t xml:space="preserve">The Allana JV specifically has a real committed-offtake structure (Allana buys 100% of output) - this nuances the original bear case, which had characterised all the new capacity as lacking committed clients</w:t>
+      </w:r>
+    </w:p>
+    <w:p>
+      <w:pPr>
+        <w:pStyle w:val="ListParagraph"/>
+        <w:numPr>
+          <w:ilvl w:val="0"/>
+          <w:numId w:val="1"/>
+        </w:numPr>
+        <w:spacing w:after="60"/>
+      </w:pPr>
+      <w:r>
+        <w:t xml:space="preserve">Independent quality source (MoneyWorks4Me) confirms a decade-long history of erratic ROCE/ROE and negative operating cash flow relative to debt, corroborating the track_record finding of zero years clearing both growth+ROCE filters</w:t>
+      </w:r>
+    </w:p>
+    <w:p>
+      <w:pPr>
+        <w:spacing w:after="120"/>
+      </w:pPr>
+      <w:r>
+        <w:rPr>
+          <w:b/>
+          <w:bCs/>
+          <w:sz w:val="20"/>
+          <w:szCs w:val="20"/>
+        </w:rPr>
+        <w:t xml:space="preserve">Open questions / what to watch:</w:t>
+      </w:r>
+    </w:p>
+    <w:p>
+      <w:pPr>
+        <w:pStyle w:val="ListParagraph"/>
+        <w:numPr>
+          <w:ilvl w:val="0"/>
+          <w:numId w:val="1"/>
+        </w:numPr>
+        <w:spacing w:after="60"/>
+      </w:pPr>
+      <w:r>
+        <w:t xml:space="preserve">No independently disclosed actual utilisation percentage for the new capacity - only management's own guided ranges</w:t>
+      </w:r>
+    </w:p>
+    <w:p>
+      <w:pPr>
+        <w:pStyle w:val="ListParagraph"/>
+        <w:numPr>
+          <w:ilvl w:val="0"/>
+          <w:numId w:val="1"/>
+        </w:numPr>
+        <w:spacing w:after="60"/>
+      </w:pPr>
+      <w:r>
+        <w:t xml:space="preserve">Working-capital data is inconsistent across sources (13-day figure in one screener snapshot vs a 42-day cash-conversion-cycle figure elsewhere) - unresolved this pass</w:t>
+      </w:r>
+    </w:p>
+    <w:p>
+      <w:pPr>
+        <w:pStyle w:val="ListParagraph"/>
+        <w:numPr>
+          <w:ilvl w:val="0"/>
+          <w:numId w:val="1"/>
+        </w:numPr>
+        <w:spacing w:after="60"/>
+      </w:pPr>
+      <w:r>
+        <w:t xml:space="preserve">Whether the standalone new veg plant (outside the Allana JV) has secured any anchor B2B clients remains undisclosed</w:t>
+      </w:r>
+    </w:p>
+    <w:p>
+      <w:pPr>
+        <w:spacing w:after="120" w:before="120"/>
+      </w:pPr>
+      <w:r>
+        <w:rPr>
+          <w:b/>
+          <w:bCs/>
+          <w:sz w:val="20"/>
+          <w:szCs w:val="20"/>
+        </w:rPr>
+        <w:t xml:space="preserve">Conviction impact: </w:t>
+      </w:r>
+      <w:r>
+        <w:rPr>
+          <w:sz w:val="20"/>
+          <w:szCs w:val="20"/>
+        </w:rPr>
+        <w:t xml:space="preserve">Medium -&gt; Low-Medium. The primary-document read confirms the capacity build is real and the Allana JV has genuine committed offtake, but the core operating-leverage thesis has not progressed in the year since capacity completed (FY26 delivered +5.4% revenue / +19bps margin, and a prior FY25 growth guide was already missed) - a real negative update against an aggressive new FY27-29 guidance ramp, even though governance remains clean and a trusted user continues to accumulate.</w:t>
+      </w:r>
+    </w:p>
+    <w:p>
+      <w:pPr>
+        <w:pStyle w:val="Heading1"/>
+        <w:spacing w:after="120" w:before="280"/>
+      </w:pPr>
+      <w:r>
+        <w:t xml:space="preserve">Guidance &amp; Expectation Gap</w:t>
+      </w:r>
+    </w:p>
+    <w:p>
+      <w:pPr>
+        <w:spacing w:after="120"/>
+      </w:pPr>
+      <w:r>
+        <w:rPr>
+          <w:i/>
+          <w:iCs/>
+          <w:color w:val="666666"/>
+          <w:sz w:val="18"/>
+          <w:szCs w:val="18"/>
+        </w:rPr>
         <w:t xml:space="preserve">Management guidance decoded into commitments, graded on the expectation → action → operational → commercial → financial ladder, then compared to what the current price appears to assume. Method: playbook/guidance-and-expectation-gap.md.</w:t>
+      </w:r>
+    </w:p>
+    <w:p>
+      <w:pPr>
+        <w:spacing w:after="120"/>
+      </w:pPr>
+      <w:r>
+        <w:rPr>
+          <w:b/>
+          <w:bCs/>
+          <w:sz w:val="20"/>
+          <w:szCs w:val="20"/>
+        </w:rPr>
+        <w:t xml:space="preserve">Commitment ladder (most-proven first):</w:t>
+      </w:r>
+    </w:p>
+    <w:tbl>
+      <w:tblPr>
+        <w:tblW w:type="dxa" w:w="9000"/>
+        <w:tblBorders>
+          <w:top w:val="single" w:color="auto" w:sz="4"/>
+          <w:left w:val="single" w:color="auto" w:sz="4"/>
+          <w:bottom w:val="single" w:color="auto" w:sz="4"/>
+          <w:right w:val="single" w:color="auto" w:sz="4"/>
+          <w:insideH w:val="single" w:color="auto" w:sz="4"/>
+          <w:insideV w:val="single" w:color="auto" w:sz="4"/>
+        </w:tblBorders>
+      </w:tblPr>
+      <w:tblGrid>
+        <w:gridCol w:w="1100"/>
+        <w:gridCol w:w="2600"/>
+        <w:gridCol w:w="2400"/>
+        <w:gridCol w:w="900"/>
+        <w:gridCol w:w="1200"/>
+        <w:gridCol w:w="800"/>
+      </w:tblGrid>
+      <w:tr>
+        <w:trPr>
+          <w:tblHeader/>
+        </w:trPr>
+        <w:tc>
+          <w:tcPr>
+            <w:tcW w:type="dxa" w:w="1100"/>
+            <w:shd w:fill="F2F2F2" w:val="clear"/>
+          </w:tcPr>
+          <w:p>
+            <w:r>
+              <w:rPr>
+                <w:b/>
+                <w:bCs/>
+                <w:sz w:val="18"/>
+                <w:szCs w:val="18"/>
+              </w:rPr>
+              <w:t xml:space="preserve">Area</w:t>
+            </w:r>
+          </w:p>
+        </w:tc>
+        <w:tc>
+          <w:tcPr>
+            <w:tcW w:type="dxa" w:w="2600"/>
+            <w:shd w:fill="F2F2F2" w:val="clear"/>
+          </w:tcPr>
+          <w:p>
+            <w:r>
+              <w:rPr>
+                <w:b/>
+                <w:bCs/>
+                <w:sz w:val="18"/>
+                <w:szCs w:val="18"/>
+              </w:rPr>
+              <w:t xml:space="preserve">Commitment</w:t>
+            </w:r>
+          </w:p>
+        </w:tc>
+        <w:tc>
+          <w:tcPr>
+            <w:tcW w:type="dxa" w:w="2400"/>
+            <w:shd w:fill="F2F2F2" w:val="clear"/>
+          </w:tcPr>
+          <w:p>
+            <w:r>
+              <w:rPr>
+                <w:b/>
+                <w:bCs/>
+                <w:sz w:val="18"/>
+                <w:szCs w:val="18"/>
+              </w:rPr>
+              <w:t xml:space="preserve">Specifics</w:t>
+            </w:r>
+          </w:p>
+        </w:tc>
+        <w:tc>
+          <w:tcPr>
+            <w:tcW w:type="dxa" w:w="900"/>
+            <w:shd w:fill="F2F2F2" w:val="clear"/>
+          </w:tcPr>
+          <w:p>
+            <w:r>
+              <w:rPr>
+                <w:b/>
+                <w:bCs/>
+                <w:sz w:val="18"/>
+                <w:szCs w:val="18"/>
+              </w:rPr>
+              <w:t xml:space="preserve">By when</w:t>
+            </w:r>
+          </w:p>
+        </w:tc>
+        <w:tc>
+          <w:tcPr>
+            <w:tcW w:type="dxa" w:w="1200"/>
+            <w:shd w:fill="F2F2F2" w:val="clear"/>
+          </w:tcPr>
+          <w:p>
+            <w:r>
+              <w:rPr>
+                <w:b/>
+                <w:bCs/>
+                <w:sz w:val="18"/>
+                <w:szCs w:val="18"/>
+              </w:rPr>
+              <w:t xml:space="preserve">Stage</w:t>
+            </w:r>
+          </w:p>
+        </w:tc>
+        <w:tc>
+          <w:tcPr>
+            <w:tcW w:type="dxa" w:w="800"/>
+            <w:shd w:fill="F2F2F2" w:val="clear"/>
+          </w:tcPr>
+          <w:p>
+            <w:r>
+              <w:rPr>
+                <w:b/>
+                <w:bCs/>
+                <w:sz w:val="18"/>
+                <w:szCs w:val="18"/>
+              </w:rPr>
+              <w:t xml:space="preserve">Thesis-critical</w:t>
+            </w:r>
+          </w:p>
+        </w:tc>
+      </w:tr>
+      <w:tr>
+        <w:tc>
+          <w:tcPr>
+            <w:tcW w:type="dxa" w:w="1100"/>
+          </w:tcPr>
+          <w:p>
+            <w:r>
+              <w:rPr>
+                <w:b w:val="false"/>
+                <w:bCs w:val="false"/>
+                <w:sz w:val="18"/>
+                <w:szCs w:val="18"/>
+              </w:rPr>
+              <w:t xml:space="preserve">capex</w:t>
+            </w:r>
+          </w:p>
+        </w:tc>
+        <w:tc>
+          <w:tcPr>
+            <w:tcW w:type="dxa" w:w="2600"/>
+          </w:tcPr>
+          <w:p>
+            <w:r>
+              <w:rPr>
+                <w:b w:val="false"/>
+                <w:bCs w:val="false"/>
+                <w:sz w:val="18"/>
+                <w:szCs w:val="18"/>
+              </w:rPr>
+              <w:t xml:space="preserve">Allana JV veg/RTC-RTE plant commercial scale-up</w:t>
+            </w:r>
+          </w:p>
+        </w:tc>
+        <w:tc>
+          <w:tcPr>
+            <w:tcW w:type="dxa" w:w="2400"/>
+          </w:tcPr>
+          <w:p>
+            <w:r>
+              <w:rPr>
+                <w:b w:val="false"/>
+                <w:bCs w:val="false"/>
+                <w:sz w:val="18"/>
+                <w:szCs w:val="18"/>
+              </w:rPr>
+              <w:t xml:space="preserve">Chatha 70% equity, Rs 40cr JV capex, 6 KTPA RTC + 4.5 KTPA RTE, Allana contractually buys 100% of output for export</w:t>
+            </w:r>
+          </w:p>
+        </w:tc>
+        <w:tc>
+          <w:tcPr>
+            <w:tcW w:type="dxa" w:w="900"/>
+          </w:tcPr>
+          <w:p>
+            <w:r>
+              <w:rPr>
+                <w:b w:val="false"/>
+                <w:bCs w:val="false"/>
+                <w:sz w:val="18"/>
+                <w:szCs w:val="18"/>
+              </w:rPr>
+              <w:t xml:space="preserve">6M</w:t>
+            </w:r>
+          </w:p>
+        </w:tc>
+        <w:tc>
+          <w:tcPr>
+            <w:tcW w:type="dxa" w:w="1200"/>
+          </w:tcPr>
+          <w:p>
+            <w:r>
+              <w:rPr>
+                <w:b w:val="false"/>
+                <w:bCs w:val="false"/>
+                <w:sz w:val="18"/>
+                <w:szCs w:val="18"/>
+              </w:rPr>
+              <w:t xml:space="preserve">operational</w:t>
+            </w:r>
+          </w:p>
+        </w:tc>
+        <w:tc>
+          <w:tcPr>
+            <w:tcW w:type="dxa" w:w="800"/>
+          </w:tcPr>
+          <w:p>
+            <w:r>
+              <w:rPr>
+                <w:b w:val="false"/>
+                <w:bCs w:val="false"/>
+                <w:sz w:val="18"/>
+                <w:szCs w:val="18"/>
+              </w:rPr>
+              <w:t xml:space="preserve">yes</w:t>
+            </w:r>
+          </w:p>
+        </w:tc>
+      </w:tr>
+      <w:tr>
+        <w:tc>
+          <w:tcPr>
+            <w:tcW w:type="dxa" w:w="1100"/>
+          </w:tcPr>
+          <w:p>
+            <w:r>
+              <w:rPr>
+                <w:b w:val="false"/>
+                <w:bCs w:val="false"/>
+                <w:sz w:val="18"/>
+                <w:szCs w:val="18"/>
+              </w:rPr>
+              <w:t xml:space="preserve">capacity</w:t>
+            </w:r>
+          </w:p>
+        </w:tc>
+        <w:tc>
+          <w:tcPr>
+            <w:tcW w:type="dxa" w:w="2600"/>
+          </w:tcPr>
+          <w:p>
+            <w:r>
+              <w:rPr>
+                <w:b w:val="false"/>
+                <w:bCs w:val="false"/>
+                <w:sz w:val="18"/>
+                <w:szCs w:val="18"/>
+              </w:rPr>
+              <w:t xml:space="preserve">New Mohali facility (flatbreads/gravies/frozen-to-fried) ramp to full utilisation</w:t>
+            </w:r>
+          </w:p>
+        </w:tc>
+        <w:tc>
+          <w:tcPr>
+            <w:tcW w:type="dxa" w:w="2400"/>
+          </w:tcPr>
+          <w:p>
+            <w:r>
+              <w:rPr>
+                <w:b w:val="false"/>
+                <w:bCs w:val="false"/>
+                <w:sz w:val="18"/>
+                <w:szCs w:val="18"/>
+              </w:rPr>
+              <w:t xml:space="preserve">Rs 42-44cr capex, 14 KTPA, peak revenue potential Rs 175-200cr, breakeven at 45% utilisation, guided 50-60% FY26 utilisation rising to full by FY28</w:t>
+            </w:r>
+          </w:p>
+        </w:tc>
+        <w:tc>
+          <w:tcPr>
+            <w:tcW w:type="dxa" w:w="900"/>
+          </w:tcPr>
+          <w:p>
+            <w:r>
+              <w:rPr>
+                <w:b w:val="false"/>
+                <w:bCs w:val="false"/>
+                <w:sz w:val="18"/>
+                <w:szCs w:val="18"/>
+              </w:rPr>
+              <w:t xml:space="preserve">FY28</w:t>
+            </w:r>
+          </w:p>
+        </w:tc>
+        <w:tc>
+          <w:tcPr>
+            <w:tcW w:type="dxa" w:w="1200"/>
+          </w:tcPr>
+          <w:p>
+            <w:r>
+              <w:rPr>
+                <w:b w:val="false"/>
+                <w:bCs w:val="false"/>
+                <w:sz w:val="18"/>
+                <w:szCs w:val="18"/>
+              </w:rPr>
+              <w:t xml:space="preserve">operational</w:t>
+            </w:r>
+          </w:p>
+        </w:tc>
+        <w:tc>
+          <w:tcPr>
+            <w:tcW w:type="dxa" w:w="800"/>
+          </w:tcPr>
+          <w:p>
+            <w:r>
+              <w:rPr>
+                <w:b w:val="false"/>
+                <w:bCs w:val="false"/>
+                <w:sz w:val="18"/>
+                <w:szCs w:val="18"/>
+              </w:rPr>
+              <w:t xml:space="preserve">yes</w:t>
+            </w:r>
+          </w:p>
+        </w:tc>
+      </w:tr>
+      <w:tr>
+        <w:tc>
+          <w:tcPr>
+            <w:tcW w:type="dxa" w:w="1100"/>
+          </w:tcPr>
+          <w:p>
+            <w:r>
+              <w:rPr>
+                <w:b w:val="false"/>
+                <w:bCs w:val="false"/>
+                <w:sz w:val="18"/>
+                <w:szCs w:val="18"/>
+              </w:rPr>
+              <w:t xml:space="preserve">growth</w:t>
+            </w:r>
+          </w:p>
+        </w:tc>
+        <w:tc>
+          <w:tcPr>
+            <w:tcW w:type="dxa" w:w="2600"/>
+          </w:tcPr>
+          <w:p>
+            <w:r>
+              <w:rPr>
+                <w:b w:val="false"/>
+                <w:bCs w:val="false"/>
+                <w:sz w:val="18"/>
+                <w:szCs w:val="18"/>
+              </w:rPr>
+              <w:t xml:space="preserve">Management guidance FY27-FY29 revenue Rs 325cr / 450cr / 550cr+</w:t>
+            </w:r>
+          </w:p>
+        </w:tc>
+        <w:tc>
+          <w:tcPr>
+            <w:tcW w:type="dxa" w:w="2400"/>
+          </w:tcPr>
+          <w:p>
+            <w:r>
+              <w:rPr>
+                <w:b w:val="false"/>
+                <w:bCs w:val="false"/>
+                <w:sz w:val="18"/>
+                <w:szCs w:val="18"/>
+              </w:rPr>
+              <w:t xml:space="preserve">implies ~96% YoY growth needed in FY27 alone vs FY26's actual +5.4%; PAT margin to 9-10% and PAT ~5-6x by FY29</w:t>
+            </w:r>
+          </w:p>
+        </w:tc>
+        <w:tc>
+          <w:tcPr>
+            <w:tcW w:type="dxa" w:w="900"/>
+          </w:tcPr>
+          <w:p>
+            <w:r>
+              <w:rPr>
+                <w:b w:val="false"/>
+                <w:bCs w:val="false"/>
+                <w:sz w:val="18"/>
+                <w:szCs w:val="18"/>
+              </w:rPr>
+              <w:t xml:space="preserve">FY27</w:t>
+            </w:r>
+          </w:p>
+        </w:tc>
+        <w:tc>
+          <w:tcPr>
+            <w:tcW w:type="dxa" w:w="1200"/>
+          </w:tcPr>
+          <w:p>
+            <w:r>
+              <w:rPr>
+                <w:b w:val="false"/>
+                <w:bCs w:val="false"/>
+                <w:sz w:val="18"/>
+                <w:szCs w:val="18"/>
+              </w:rPr>
+              <w:t xml:space="preserve">expectation</w:t>
+            </w:r>
+          </w:p>
+        </w:tc>
+        <w:tc>
+          <w:tcPr>
+            <w:tcW w:type="dxa" w:w="800"/>
+          </w:tcPr>
+          <w:p>
+            <w:r>
+              <w:rPr>
+                <w:b w:val="false"/>
+                <w:bCs w:val="false"/>
+                <w:sz w:val="18"/>
+                <w:szCs w:val="18"/>
+              </w:rPr>
+              <w:t xml:space="preserve">yes</w:t>
+            </w:r>
+          </w:p>
+        </w:tc>
+      </w:tr>
+      <w:tr>
+        <w:tc>
+          <w:tcPr>
+            <w:tcW w:type="dxa" w:w="1100"/>
+          </w:tcPr>
+          <w:p>
+            <w:r>
+              <w:rPr>
+                <w:b w:val="false"/>
+                <w:bCs w:val="false"/>
+                <w:sz w:val="18"/>
+                <w:szCs w:val="18"/>
+              </w:rPr>
+              <w:t xml:space="preserve">strategy</w:t>
+            </w:r>
+          </w:p>
+        </w:tc>
+        <w:tc>
+          <w:tcPr>
+            <w:tcW w:type="dxa" w:w="2600"/>
+          </w:tcPr>
+          <w:p>
+            <w:r>
+              <w:rPr>
+                <w:b w:val="false"/>
+                <w:bCs w:val="false"/>
+                <w:sz w:val="18"/>
+                <w:szCs w:val="18"/>
+              </w:rPr>
+              <w:t xml:space="preserve">Unifayre B2C/D2C brand launch (UAE/Gulf + domestic)</w:t>
+            </w:r>
+          </w:p>
+        </w:tc>
+        <w:tc>
+          <w:tcPr>
+            <w:tcW w:type="dxa" w:w="2400"/>
+          </w:tcPr>
+          <w:p>
+            <w:r>
+              <w:rPr>
+                <w:b w:val="false"/>
+                <w:bCs w:val="false"/>
+                <w:sz w:val="18"/>
+                <w:szCs w:val="18"/>
+              </w:rPr>
+              <w:t xml:space="preserve">new customer-facing brand unveiled; receivables already doubled YoY, marketing spend rising</w:t>
+            </w:r>
+          </w:p>
+        </w:tc>
+        <w:tc>
+          <w:tcPr>
+            <w:tcW w:type="dxa" w:w="900"/>
+          </w:tcPr>
+          <w:p>
+            <w:r>
+              <w:rPr>
+                <w:b w:val="false"/>
+                <w:bCs w:val="false"/>
+                <w:sz w:val="18"/>
+                <w:szCs w:val="18"/>
+              </w:rPr>
+              <w:t xml:space="preserve">12M</w:t>
+            </w:r>
+          </w:p>
+        </w:tc>
+        <w:tc>
+          <w:tcPr>
+            <w:tcW w:type="dxa" w:w="1200"/>
+          </w:tcPr>
+          <w:p>
+            <w:r>
+              <w:rPr>
+                <w:b w:val="false"/>
+                <w:bCs w:val="false"/>
+                <w:sz w:val="18"/>
+                <w:szCs w:val="18"/>
+              </w:rPr>
+              <w:t xml:space="preserve">action</w:t>
+            </w:r>
+          </w:p>
+        </w:tc>
+        <w:tc>
+          <w:tcPr>
+            <w:tcW w:type="dxa" w:w="800"/>
+          </w:tcPr>
+          <w:p>
+            <w:r>
+              <w:rPr>
+                <w:b w:val="false"/>
+                <w:bCs w:val="false"/>
+                <w:sz w:val="18"/>
+                <w:szCs w:val="18"/>
+              </w:rPr>
+              <w:t xml:space="preserve"/>
+            </w:r>
+          </w:p>
+        </w:tc>
+      </w:tr>
+    </w:tbl>
+    <w:p>
+      <w:pPr>
+        <w:spacing w:after="60" w:before="120"/>
+      </w:pPr>
+      <w:r>
+        <w:rPr>
+          <w:b/>
+          <w:bCs/>
+          <w:sz w:val="20"/>
+          <w:szCs w:val="20"/>
+        </w:rPr>
+        <w:t xml:space="preserve">Earnings chain: </w:t>
+      </w:r>
+      <w:r>
+        <w:rPr>
+          <w:b w:val="false"/>
+          <w:bCs w:val="false"/>
+          <w:sz w:val="20"/>
+          <w:szCs w:val="20"/>
+        </w:rPr>
+        <w:t xml:space="preserve">3x capacity (new Mohali plant + Allana JV) now online</w:t>
+      </w:r>
+      <w:r>
+        <w:rPr>
+          <w:color w:val="666666"/>
+          <w:sz w:val="20"/>
+          <w:szCs w:val="20"/>
+        </w:rPr>
+        <w:t xml:space="preserve"> → </w:t>
+      </w:r>
+      <w:r>
+        <w:rPr>
+          <w:b w:val="false"/>
+          <w:bCs w:val="false"/>
+          <w:sz w:val="20"/>
+          <w:szCs w:val="20"/>
+        </w:rPr>
+        <w:t xml:space="preserve">utilisation ramp / new anchor-client wins</w:t>
+      </w:r>
+      <w:r>
+        <w:rPr>
+          <w:color w:val="666666"/>
+          <w:sz w:val="20"/>
+          <w:szCs w:val="20"/>
+        </w:rPr>
+        <w:t xml:space="preserve"> → </w:t>
+      </w:r>
+      <w:r>
+        <w:rPr>
+          <w:b w:val="false"/>
+          <w:bCs w:val="false"/>
+          <w:sz w:val="20"/>
+          <w:szCs w:val="20"/>
+        </w:rPr>
+        <w:t xml:space="preserve">revenue growth toward the Rs 325cr+ FY27 guide</w:t>
+      </w:r>
+      <w:r>
+        <w:rPr>
+          <w:color w:val="666666"/>
+          <w:sz w:val="20"/>
+          <w:szCs w:val="20"/>
+        </w:rPr>
+        <w:t xml:space="preserve"> → </w:t>
+      </w:r>
+      <w:r>
+        <w:rPr>
+          <w:b w:val="false"/>
+          <w:bCs w:val="false"/>
+          <w:sz w:val="20"/>
+          <w:szCs w:val="20"/>
+        </w:rPr>
+        <w:t xml:space="preserve">operating leverage on a largely fixed cost base</w:t>
+      </w:r>
+      <w:r>
+        <w:rPr>
+          <w:color w:val="666666"/>
+          <w:sz w:val="20"/>
+          <w:szCs w:val="20"/>
+        </w:rPr>
+        <w:t xml:space="preserve"> → </w:t>
+      </w:r>
+      <w:r>
+        <w:rPr>
+          <w:b w:val="false"/>
+          <w:bCs w:val="false"/>
+          <w:sz w:val="20"/>
+          <w:szCs w:val="20"/>
+        </w:rPr>
+        <w:t xml:space="preserve">EBITDA margin to 12-13%</w:t>
+      </w:r>
+      <w:r>
+        <w:rPr>
+          <w:color w:val="666666"/>
+          <w:sz w:val="20"/>
+          <w:szCs w:val="20"/>
+        </w:rPr>
+        <w:t xml:space="preserve"> → </w:t>
+      </w:r>
+      <w:r>
+        <w:rPr>
+          <w:b w:val="false"/>
+          <w:bCs w:val="false"/>
+          <w:sz w:val="20"/>
+          <w:szCs w:val="20"/>
+        </w:rPr>
+        <w:t xml:space="preserve">PAT ~5-6x by FY29</w:t>
+      </w:r>
+    </w:p>
+    <w:p>
+      <w:pPr>
+        <w:spacing w:after="120"/>
+      </w:pPr>
+      <w:r>
+        <w:rPr>
+          <w:color w:val="666666"/>
+          <w:sz w:val="18"/>
+          <w:szCs w:val="18"/>
+        </w:rPr>
+        <w:t xml:space="preserve">Bottleneck link: utilisation ramp / new client wins - FY26 growth was only 5.4%, far short of what the guide needs.</w:t>
+      </w:r>
+    </w:p>
+    <w:p>
+      <w:pPr>
+        <w:spacing w:after="120"/>
+      </w:pPr>
+      <w:r>
+        <w:rPr>
+          <w:color w:val="666666"/>
+          <w:sz w:val="18"/>
+          <w:szCs w:val="18"/>
+        </w:rPr>
+        <w:t xml:space="preserve">Operating leverage: unclear - guided but FY26 showed only 19bps of margin expansion despite the capacity being complete</w:t>
+      </w:r>
+    </w:p>
+    <w:p>
+      <w:pPr>
+        <w:spacing w:after="120"/>
+      </w:pPr>
+      <w:r>
+        <w:rPr>
+          <w:color w:val="666666"/>
+          <w:sz w:val="18"/>
+          <w:szCs w:val="18"/>
+        </w:rPr>
+        <w:t xml:space="preserve">Evidenced: 3x capacity (new Mohali plant + Allana JV) now online. Still assumed: utilisation ramp / new anchor-client wins; revenue growth toward the Rs 325cr+ FY27 guide; operating leverage on a largely fixed cost base; EBITDA margin to 12-13%; PAT ~5-6x by FY29.</w:t>
       </w:r>
     </w:p>
     <w:p>
@@ -329,7 +1478,7 @@
           </w:tcPr>
           <w:p>
             <w:r>
-              <w:t xml:space="preserve">2026-09-09</w:t>
+              <w:t xml:space="preserve">2026-09-18</w:t>
             </w:r>
           </w:p>
         </w:tc>
@@ -356,7 +1505,7 @@
           </w:tcPr>
           <w:p>
             <w:r>
-              <w:t xml:space="preserve">Rs 108 · 39x P/E</w:t>
+              <w:t xml:space="preserve">Rs 105 · 37.9x P/E</w:t>
             </w:r>
           </w:p>
         </w:tc>
@@ -410,7 +1559,7 @@
           </w:tcPr>
           <w:p>
             <w:r>
-              <w:t xml:space="preserve">~39x TTM on depressed ~8% margins implies the market is fully pricing the operating-leverage recovery - PAT needs to roughly 3x as utilisation ramps to justify 39x at a 20-25x exit</w:t>
+              <w:t xml:space="preserve">~38x trailing on a 7.4% margin / 5.4%-growth base implies the market is still pricing management's guided ramp; PAT needs to compound roughly 35-45%/yr FY26-29 (mgmt's own 5-6x-by-FY29 guide) to justify today's multiple at a 20-25x exit</w:t>
             </w:r>
           </w:p>
         </w:tc>
@@ -437,7 +1586,7 @@
           </w:tcPr>
           <w:p>
             <w:r>
-              <w:t xml:space="preserve">revenue +20-25% on QSR demand and the just-completed 3x capacity; margin to 10-13% if utilisation ramps</w:t>
+              <w:t xml:space="preserve">The guided Rs 325cr+ FY27 revenue looks aggressive against a base that grew just 5.4% in FY26; a more realistic outcome is 15-25% growth with margin drifting toward 9-10% if the Allana JV and new plant ramp roughly on schedule</w:t>
             </w:r>
           </w:p>
         </w:tc>
@@ -464,7 +1613,7 @@
           </w:tcPr>
           <w:p>
             <w:r>
-              <w:t xml:space="preserve">PAT multi-x on operating leverage IF the ramp lands; B2C/export pivot adds working-capital and execution risk</w:t>
+              <w:t xml:space="preserve">PAT ramp is plausible only if utilisation, new B2B client wins and Unifayre B2C execution all land together; any one slipping pushes the FY29 guide out further</w:t>
             </w:r>
           </w:p>
         </w:tc>
@@ -572,7 +1721,7 @@
           </w:tcPr>
           <w:p>
             <w:r>
-              <w:t xml:space="preserve">the operating leverage is anticipated, not demonstrated (ROCE fell 19%-&gt;10% as capacity was added ahead of volume); at 39x the recovery is already in the price</w:t>
+              <w:t xml:space="preserve">Management's own FY27 guide (Rs 325cr, ~96% YoY) already implies the market's forward path; the swing factor is guidance credibility, which is weak (the FY25 20% growth guide was also missed) - the stock is priced for the guide, not for the trend actually delivered</w:t>
             </w:r>
           </w:p>
         </w:tc>
@@ -618,6 +1767,35 @@
           <w:szCs w:val="16"/>
         </w:rPr>
         <w:t xml:space="preserve">no broker consensus; implied path is a reverse-P/E estimate + screener.in forward figures + VP thread view</w:t>
+      </w:r>
+    </w:p>
+    <w:p>
+      <w:pPr>
+        <w:spacing w:after="120" w:before="120"/>
+      </w:pPr>
+      <w:r>
+        <w:rPr>
+          <w:b/>
+          <w:bCs/>
+          <w:sz w:val="20"/>
+          <w:szCs w:val="20"/>
+        </w:rPr>
+        <w:t xml:space="preserve">Catalyst: </w:t>
+      </w:r>
+      <w:r>
+        <w:rPr>
+          <w:sz w:val="20"/>
+          <w:szCs w:val="20"/>
+        </w:rPr>
+        <w:t xml:space="preserve">Q2/Q3 FY27 prints showing whether the utilisation ramp + Allana JV offtake actually deliver against the Rs 325cr FY27 guide</w:t>
+      </w:r>
+      <w:r>
+        <w:rPr>
+          <w:color w:val="666666"/>
+          <w:sz w:val="18"/>
+          <w:szCs w:val="18"/>
+        </w:rPr>
+        <w:t xml:space="preserve"> (window ~6M from 2026-09-18; undated; evidence low; pending)</w:t>
       </w:r>
     </w:p>
     <w:p>
@@ -750,7 +1928,7 @@
           </w:tcPr>
           <w:p>
             <w:r>
-              <w:t xml:space="preserve">—</w:t>
+              <w:t xml:space="preserve">filling the newly-tripled capacity with anchor customers - the standalone new veg plant has no disclosed committed clients</w:t>
             </w:r>
           </w:p>
         </w:tc>
@@ -777,7 +1955,7 @@
           </w:tcPr>
           <w:p>
             <w:r>
-              <w:t xml:space="preserve">—</w:t>
+              <w:t xml:space="preserve">adding</w:t>
             </w:r>
           </w:p>
         </w:tc>
@@ -804,7 +1982,7 @@
           </w:tcPr>
           <w:p>
             <w:r>
-              <w:t xml:space="preserve">—</w:t>
+              <w:t xml:space="preserve">Vadilal Industries (frozen), Godrej Tyson Foods (unlisted, processed meat), Venky's India (integrated poultry)</w:t>
             </w:r>
           </w:p>
         </w:tc>
@@ -813,6 +1991,19 @@
     <w:p>
       <w:pPr>
         <w:spacing w:after="120"/>
+      </w:pPr>
+      <w:r>
+        <w:rPr>
+          <w:color w:val="666666"/>
+          <w:sz w:val="18"/>
+          <w:szCs w:val="18"/>
+        </w:rPr>
+        <w:t xml:space="preserve">Chatha itself just added ~3x processing capacity ahead of demonstrated demand - a company-specific late-cycle-glut risk until utilisation and new-client wins catch up; the QSR-outsourcing tailwind for the industry as a whole remains intact.</w:t>
+      </w:r>
+    </w:p>
+    <w:p>
+      <w:pPr>
+        <w:spacing w:after="60" w:before="120"/>
       </w:pPr>
       <w:r>
         <w:rPr>
@@ -821,7 +2012,114 @@
           <w:sz w:val="20"/>
           <w:szCs w:val="20"/>
         </w:rPr>
-        <w:t xml:space="preserve">Quality metrics (ROCE · debt · FCF · margin · capex):</w:t>
+        <w:t xml:space="preserve">Earnings quality: </w:t>
+      </w:r>
+      <w:r>
+        <w:rPr>
+          <w:sz w:val="20"/>
+          <w:szCs w:val="20"/>
+        </w:rPr>
+        <w:t xml:space="preserve">margin driver unclear</w:t>
+      </w:r>
+      <w:r>
+        <w:rPr>
+          <w:b/>
+          <w:bCs/>
+          <w:color w:val="A32020"/>
+          <w:sz w:val="20"/>
+          <w:szCs w:val="20"/>
+        </w:rPr>
+        <w:t xml:space="preserve"/>
+      </w:r>
+    </w:p>
+    <w:p>
+      <w:pPr>
+        <w:spacing w:after="120"/>
+      </w:pPr>
+      <w:r>
+        <w:rPr>
+          <w:color w:val="666666"/>
+          <w:sz w:val="18"/>
+          <w:szCs w:val="18"/>
+        </w:rPr>
+        <w:t xml:space="preserve">Drivers: capacity utilisation (still low, ramping); input/protein cost pass-through; new B2C (Unifayre) marketing and working-capital spend.</w:t>
+      </w:r>
+    </w:p>
+    <w:p>
+      <w:pPr>
+        <w:spacing w:after="120"/>
+      </w:pPr>
+      <w:r>
+        <w:rPr>
+          <w:color w:val="666666"/>
+          <w:sz w:val="18"/>
+          <w:szCs w:val="18"/>
+        </w:rPr>
+        <w:t xml:space="preserve">Current 7.4% EBITDA margin is a trough, not a peak - it sits well below the 12-13% management guides for FY26-27; no peak-margin risk, but no evidence yet that the trough is turning either.</w:t>
+      </w:r>
+    </w:p>
+    <w:p>
+      <w:pPr>
+        <w:spacing w:after="60" w:before="120"/>
+      </w:pPr>
+      <w:r>
+        <w:rPr>
+          <w:b/>
+          <w:bCs/>
+          <w:sz w:val="20"/>
+          <w:szCs w:val="20"/>
+        </w:rPr>
+        <w:t xml:space="preserve">Growth trajectory: </w:t>
+      </w:r>
+      <w:r>
+        <w:rPr>
+          <w:b/>
+          <w:bCs/>
+          <w:color w:val="A32020"/>
+          <w:sz w:val="20"/>
+          <w:szCs w:val="20"/>
+        </w:rPr>
+        <w:t xml:space="preserve">YoY growth rate is decelerating</w:t>
+      </w:r>
+    </w:p>
+    <w:p>
+      <w:pPr>
+        <w:spacing w:after="120"/>
+      </w:pPr>
+      <w:r>
+        <w:rPr>
+          <w:color w:val="666666"/>
+          <w:sz w:val="18"/>
+          <w:szCs w:val="18"/>
+        </w:rPr>
+        <w:t xml:space="preserve">Revenue CAGR has decelerated from ~22% (5yr) to ~12% (3yr) to ~5.4% (FY26/TTM); H1 FY26 revenue ~Rs 84cr vs H2 FY25 ~Rs 83cr shows little visible acceleration despite the 3x capacity coming online during the period.</w:t>
+      </w:r>
+    </w:p>
+    <w:p>
+      <w:pPr>
+        <w:spacing w:after="120"/>
+      </w:pPr>
+      <w:r>
+        <w:rPr>
+          <w:color w:val="666666"/>
+          <w:sz w:val="18"/>
+          <w:szCs w:val="18"/>
+        </w:rPr>
+        <w:t xml:space="preserve">Reverse P/E: ~38x trailing needs a sharp re-acceleration (management's own guide implies ~96% FY27 growth) that the last two years of prints show no sign of yet.</w:t>
+      </w:r>
+    </w:p>
+    <w:p>
+      <w:pPr>
+        <w:spacing w:after="120"/>
+      </w:pPr>
+      <w:r>
+        <w:rPr>
+          <w:b/>
+          <w:bCs/>
+          <w:sz w:val="20"/>
+          <w:szCs w:val="20"/>
+        </w:rPr>
+        <w:t xml:space="preserve">Management quality (TVGP's "P"):</w:t>
       </w:r>
     </w:p>
     <w:tbl>
@@ -879,6 +2177,199 @@
                 <w:b/>
                 <w:bCs/>
               </w:rPr>
+              <w:t xml:space="preserve">Capital allocation</w:t>
+            </w:r>
+          </w:p>
+        </w:tc>
+        <w:tc>
+          <w:tcPr>
+            <w:tcW w:type="dxa" w:w="5800"/>
+          </w:tcPr>
+          <w:p>
+            <w:r>
+              <w:t xml:space="preserve">Rs 42-44cr new plant + Rs 40cr Allana JV (70% Chatha equity) funded via modest debt (~Rs 26cr) plus an equity raise; capacity built well ahead of demonstrated demand, with returns not yet proven (unclear)</w:t>
+            </w:r>
+          </w:p>
+        </w:tc>
+      </w:tr>
+      <w:tr>
+        <w:tc>
+          <w:tcPr>
+            <w:tcW w:type="dxa" w:w="3200"/>
+            <w:shd w:fill="F2F2F2" w:val="clear"/>
+          </w:tcPr>
+          <w:p>
+            <w:r>
+              <w:rPr>
+                <w:b/>
+                <w:bCs/>
+              </w:rPr>
+              <w:t xml:space="preserve">Related-party trend</w:t>
+            </w:r>
+          </w:p>
+        </w:tc>
+        <w:tc>
+          <w:tcPr>
+            <w:tcW w:type="dxa" w:w="5800"/>
+          </w:tcPr>
+          <w:p>
+            <w:r>
+              <w:t xml:space="preserve">unclear</w:t>
+            </w:r>
+          </w:p>
+        </w:tc>
+      </w:tr>
+      <w:tr>
+        <w:tc>
+          <w:tcPr>
+            <w:tcW w:type="dxa" w:w="3200"/>
+            <w:shd w:fill="F2F2F2" w:val="clear"/>
+          </w:tcPr>
+          <w:p>
+            <w:r>
+              <w:rPr>
+                <w:b/>
+                <w:bCs/>
+              </w:rPr>
+              <w:t xml:space="preserve">Guidance credibility</w:t>
+            </w:r>
+          </w:p>
+        </w:tc>
+        <w:tc>
+          <w:tcPr>
+            <w:tcW w:type="dxa" w:w="5800"/>
+          </w:tcPr>
+          <w:p>
+            <w:r>
+              <w:t xml:space="preserve">over-promises</w:t>
+            </w:r>
+          </w:p>
+        </w:tc>
+      </w:tr>
+      <w:tr>
+        <w:tc>
+          <w:tcPr>
+            <w:tcW w:type="dxa" w:w="3200"/>
+            <w:shd w:fill="F2F2F2" w:val="clear"/>
+          </w:tcPr>
+          <w:p>
+            <w:r>
+              <w:rPr>
+                <w:b/>
+                <w:bCs/>
+              </w:rPr>
+              <w:t xml:space="preserve">Shareholder returns</w:t>
+            </w:r>
+          </w:p>
+        </w:tc>
+        <w:tc>
+          <w:tcPr>
+            <w:tcW w:type="dxa" w:w="5800"/>
+          </w:tcPr>
+          <w:p>
+            <w:r>
+              <w:t xml:space="preserve">none</w:t>
+            </w:r>
+          </w:p>
+        </w:tc>
+      </w:tr>
+      <w:tr>
+        <w:tc>
+          <w:tcPr>
+            <w:tcW w:type="dxa" w:w="3200"/>
+            <w:shd w:fill="F2F2F2" w:val="clear"/>
+          </w:tcPr>
+          <w:p>
+            <w:r>
+              <w:rPr>
+                <w:b/>
+                <w:bCs/>
+              </w:rPr>
+              <w:t xml:space="preserve">Capability ladder / VAP</w:t>
+            </w:r>
+          </w:p>
+        </w:tc>
+        <w:tc>
+          <w:tcPr>
+            <w:tcW w:type="dxa" w:w="5800"/>
+          </w:tcPr>
+          <w:p>
+            <w:r>
+              <w:t xml:space="preserve">Explicit move from commodity B2B processing to a branded 'Unifayre' D2C/export line, plus Allana-JV-enabled Middle East export access</w:t>
+            </w:r>
+          </w:p>
+        </w:tc>
+      </w:tr>
+    </w:tbl>
+    <w:p>
+      <w:pPr>
+        <w:spacing w:after="120"/>
+      </w:pPr>
+      <w:r>
+        <w:rPr>
+          <w:b/>
+          <w:bCs/>
+          <w:sz w:val="20"/>
+          <w:szCs w:val="20"/>
+        </w:rPr>
+        <w:t xml:space="preserve">Quality metrics (ROCE · debt · FCF · margin · capex):</w:t>
+      </w:r>
+    </w:p>
+    <w:tbl>
+      <w:tblPr>
+        <w:tblW w:type="dxa" w:w="9000"/>
+        <w:tblBorders>
+          <w:top w:val="single" w:color="auto" w:sz="4"/>
+          <w:left w:val="single" w:color="auto" w:sz="4"/>
+          <w:bottom w:val="single" w:color="auto" w:sz="4"/>
+          <w:right w:val="single" w:color="auto" w:sz="4"/>
+          <w:insideH w:val="single" w:color="auto" w:sz="4"/>
+          <w:insideV w:val="single" w:color="auto" w:sz="4"/>
+        </w:tblBorders>
+      </w:tblPr>
+      <w:tblGrid>
+        <w:gridCol w:w="3200"/>
+        <w:gridCol w:w="5800"/>
+      </w:tblGrid>
+      <w:tr>
+        <w:tc>
+          <w:tcPr>
+            <w:tcW w:type="dxa" w:w="3200"/>
+            <w:shd w:fill="F2F2F2" w:val="clear"/>
+          </w:tcPr>
+          <w:p>
+            <w:r>
+              <w:rPr>
+                <w:b/>
+                <w:bCs/>
+              </w:rPr>
+              <w:t xml:space="preserve">Assessment</w:t>
+            </w:r>
+          </w:p>
+        </w:tc>
+        <w:tc>
+          <w:tcPr>
+            <w:tcW w:type="dxa" w:w="5800"/>
+          </w:tcPr>
+          <w:p>
+            <w:r>
+              <w:t xml:space="preserve">concern</w:t>
+            </w:r>
+          </w:p>
+        </w:tc>
+      </w:tr>
+      <w:tr>
+        <w:tc>
+          <w:tcPr>
+            <w:tcW w:type="dxa" w:w="3200"/>
+            <w:shd w:fill="F2F2F2" w:val="clear"/>
+          </w:tcPr>
+          <w:p>
+            <w:r>
+              <w:rPr>
+                <w:b/>
+                <w:bCs/>
+              </w:rPr>
               <w:t xml:space="preserve">ROCE</w:t>
             </w:r>
           </w:p>
@@ -889,7 +2380,7 @@
           </w:tcPr>
           <w:p>
             <w:r>
-              <w:t xml:space="preserve">10% (declining)</w:t>
+              <w:t xml:space="preserve">9.5% (declining)</w:t>
             </w:r>
           </w:p>
         </w:tc>
@@ -916,7 +2407,7 @@
           </w:tcPr>
           <w:p>
             <w:r>
-              <w:t xml:space="preserve">Net debt/EBITDA 2x</w:t>
+              <w:t xml:space="preserve">Net debt/EBITDA 2.1x</w:t>
             </w:r>
           </w:p>
         </w:tc>
@@ -1034,7 +2525,7 @@
           <w:sz w:val="18"/>
           <w:szCs w:val="18"/>
         </w:rPr>
-        <w:t xml:space="preserve">FY24 (+14.5%/12%) and FY25 (+17.2%/10%) missed on ROCE; FY26 (+5.7%) missed on revenue growth. ROCE fell from 19% (FY23) to ~10% as the 3x capacity expansion landed ahead of volume - no year clears both filters yet.</w:t>
+        <w:t xml:space="preserve">FY24 (+14.5% rev/12% ROCE) and FY25 (+17.2% rev/10% ROCE) missed on ROCE (&lt;15%); FY26 (+5.7% rev) missed on revenue growth (&lt;10%) and ROCE (~9.5%). ROCE fell from ~19% (FY23) to ~9.5% as the 3x capacity expansion landed ahead of volume - no year clears both filters yet. Independent source (MoneyWorks4Me) corroborates a longer erratic history: ROCE swung from 25.8% (FY19) to -15.8% (FY21) to 11.9% (FY25).</w:t>
       </w:r>
     </w:p>
     <w:p>
@@ -1043,62 +2534,7 @@
         <w:spacing w:after="120" w:before="280"/>
       </w:pPr>
       <w:r>
-        <w:t xml:space="preserve">Technical Read (Weekly / Monthly MACD + Bollinger Bands, or RSI/CCI/Williams %R proxy)</w:t>
-      </w:r>
-    </w:p>
-    <w:p>
-      <w:pPr>
-        <w:spacing w:after="120"/>
-      </w:pPr>
-      <w:r>
-        <w:t xml:space="preserve">Not pulled - the call rests on whether the operating leverage shows up in FY27 numbers, not chart position.</w:t>
-      </w:r>
-    </w:p>
-    <w:p>
-      <w:pPr>
-        <w:pStyle w:val="Heading1"/>
-        <w:spacing w:after="120" w:before="280"/>
-      </w:pPr>
-      <w:r>
-        <w:t xml:space="preserve">ValuePickr Community Signal</w:t>
-      </w:r>
-    </w:p>
-    <w:p>
-      <w:pPr>
-        <w:spacing w:after="120"/>
-      </w:pPr>
-      <w:r>
-        <w:t xml:space="preserve">34-post thread, cautiously positive and engaged. Strong appreciation for Chatha's transparency - it publishes transcripts of closed-door PMS/fund-manager calls, which Marathondreams (trusted, elevated) singled out. Debate centres on the B2C pivot: some (Marathondreams) see higher long-run growth/margin if executed in a calibrated way; others (sandesh, AnkitAgrawal) find it strange to launch B2C while the Allana JV and veg plant are still ramping, and worry it signals a thin B2B client pipeline for the new capacity. Latest post (Sep-26): Marathondreams on the FY26 annual report, 'founder promoter comes across as honest hard working... ready for the grind'.</w:t>
-      </w:r>
-    </w:p>
-    <w:p>
-      <w:pPr>
-        <w:spacing w:after="120"/>
-      </w:pPr>
-      <w:r>
-        <w:rPr>
-          <w:b/>
-          <w:bCs/>
-          <w:sz w:val="20"/>
-          <w:szCs w:val="20"/>
-        </w:rPr>
-        <w:t xml:space="preserve">High-conviction call from a top contributor: </w:t>
-      </w:r>
-      <w:r>
-        <w:rPr>
-          <w:sz w:val="20"/>
-          <w:szCs w:val="20"/>
-        </w:rPr>
-        <w:t xml:space="preserve">Marathondreams (trusted, elevated tier - not core) has been invested for ~1 year and repeatedly states 'continues to add as story improves' - a sustained accumulate, not a one-shot high-conviction call. Broad community tenor is constructive-but-watchful on execution and the B2C pivot.</w:t>
-      </w:r>
-    </w:p>
-    <w:p>
-      <w:pPr>
-        <w:pStyle w:val="Heading1"/>
-        <w:spacing w:after="120" w:before="280"/>
-      </w:pPr>
-      <w:r>
-        <w:t xml:space="preserve">Trusted-User Signals (Ongoing)</w:t>
+        <w:t xml:space="preserve">Fundamentals-Gap Checks (shareholding · working capital · sector KPIs · scenario analysis)</w:t>
       </w:r>
     </w:p>
     <w:p>
@@ -1113,12 +2549,12 @@
           <w:sz w:val="18"/>
           <w:szCs w:val="18"/>
         </w:rPr>
-        <w:t xml:space="preserve">Every time a trusted user expresses clear conviction on this stock, most recent first — this section accumulates over time, it isn't a one-time snapshot.</w:t>
-      </w:r>
-    </w:p>
-    <w:p>
-      <w:pPr>
-        <w:spacing w:after="100"/>
+        <w:t xml:space="preserve">Extra fundamentals extracted from the same filings — informational only, not yet consumed by any scoring script.</w:t>
+      </w:r>
+    </w:p>
+    <w:p>
+      <w:pPr>
+        <w:spacing w:after="120"/>
       </w:pPr>
       <w:r>
         <w:rPr>
@@ -1127,8 +2563,461 @@
           <w:sz w:val="20"/>
           <w:szCs w:val="20"/>
         </w:rPr>
-        <w:t xml:space="preserve">2026-09-06 — Marathondreams</w:t>
-      </w:r>
+        <w:t xml:space="preserve">Shareholding pattern:</w:t>
+      </w:r>
+    </w:p>
+    <w:tbl>
+      <w:tblPr>
+        <w:tblW w:type="dxa" w:w="9000"/>
+        <w:tblBorders>
+          <w:top w:val="single" w:color="auto" w:sz="4"/>
+          <w:left w:val="single" w:color="auto" w:sz="4"/>
+          <w:bottom w:val="single" w:color="auto" w:sz="4"/>
+          <w:right w:val="single" w:color="auto" w:sz="4"/>
+          <w:insideH w:val="single" w:color="auto" w:sz="4"/>
+          <w:insideV w:val="single" w:color="auto" w:sz="4"/>
+        </w:tblBorders>
+      </w:tblPr>
+      <w:tblGrid>
+        <w:gridCol w:w="3200"/>
+        <w:gridCol w:w="5800"/>
+      </w:tblGrid>
+      <w:tr>
+        <w:tc>
+          <w:tcPr>
+            <w:tcW w:type="dxa" w:w="3200"/>
+            <w:shd w:fill="F2F2F2" w:val="clear"/>
+          </w:tcPr>
+          <w:p>
+            <w:r>
+              <w:rPr>
+                <w:b/>
+                <w:bCs/>
+              </w:rPr>
+              <w:t xml:space="preserve">Promoter %</w:t>
+            </w:r>
+          </w:p>
+        </w:tc>
+        <w:tc>
+          <w:tcPr>
+            <w:tcW w:type="dxa" w:w="5800"/>
+          </w:tcPr>
+          <w:p>
+            <w:r>
+              <w:t xml:space="preserve">55.77% (stable)</w:t>
+            </w:r>
+          </w:p>
+        </w:tc>
+      </w:tr>
+      <w:tr>
+        <w:tc>
+          <w:tcPr>
+            <w:tcW w:type="dxa" w:w="3200"/>
+            <w:shd w:fill="F2F2F2" w:val="clear"/>
+          </w:tcPr>
+          <w:p>
+            <w:r>
+              <w:rPr>
+                <w:b/>
+                <w:bCs/>
+              </w:rPr>
+              <w:t xml:space="preserve">Pledge %</w:t>
+            </w:r>
+          </w:p>
+        </w:tc>
+        <w:tc>
+          <w:tcPr>
+            <w:tcW w:type="dxa" w:w="5800"/>
+          </w:tcPr>
+          <w:p>
+            <w:r>
+              <w:t xml:space="preserve">0% (stable)</w:t>
+            </w:r>
+          </w:p>
+        </w:tc>
+      </w:tr>
+      <w:tr>
+        <w:tc>
+          <w:tcPr>
+            <w:tcW w:type="dxa" w:w="3200"/>
+            <w:shd w:fill="F2F2F2" w:val="clear"/>
+          </w:tcPr>
+          <w:p>
+            <w:r>
+              <w:rPr>
+                <w:b/>
+                <w:bCs/>
+              </w:rPr>
+              <w:t xml:space="preserve">FII/DII %</w:t>
+            </w:r>
+          </w:p>
+        </w:tc>
+        <w:tc>
+          <w:tcPr>
+            <w:tcW w:type="dxa" w:w="5800"/>
+          </w:tcPr>
+          <w:p>
+            <w:r>
+              <w:t xml:space="preserve">16.21% (unclear)</w:t>
+            </w:r>
+          </w:p>
+        </w:tc>
+      </w:tr>
+      <w:tr>
+        <w:tc>
+          <w:tcPr>
+            <w:tcW w:type="dxa" w:w="3200"/>
+            <w:shd w:fill="F2F2F2" w:val="clear"/>
+          </w:tcPr>
+          <w:p>
+            <w:r>
+              <w:rPr>
+                <w:b/>
+                <w:bCs/>
+              </w:rPr>
+              <w:t xml:space="preserve">Quarters checked</w:t>
+            </w:r>
+          </w:p>
+        </w:tc>
+        <w:tc>
+          <w:tcPr>
+            <w:tcW w:type="dxa" w:w="5800"/>
+          </w:tcPr>
+          <w:p>
+            <w:r>
+              <w:t xml:space="preserve">Q2FY26, Q3FY26, Q4FY26, Q1FY27</w:t>
+            </w:r>
+          </w:p>
+        </w:tc>
+      </w:tr>
+    </w:tbl>
+    <w:p>
+      <w:pPr>
+        <w:spacing w:after="120"/>
+      </w:pPr>
+      <w:r>
+        <w:rPr>
+          <w:color w:val="666666"/>
+          <w:sz w:val="18"/>
+          <w:szCs w:val="18"/>
+        </w:rPr>
+        <w:t xml:space="preserve">Promoter holding stable at ~55.6-55.8% with 0% pledge across the checked quarters - no promoter-exit signal. FII (2.86%) + DII (13.35%) institutional interest is modest but present.</w:t>
+      </w:r>
+    </w:p>
+    <w:p>
+      <w:pPr>
+        <w:spacing w:after="120"/>
+      </w:pPr>
+      <w:r>
+        <w:rPr>
+          <w:b/>
+          <w:bCs/>
+          <w:sz w:val="20"/>
+          <w:szCs w:val="20"/>
+        </w:rPr>
+        <w:t xml:space="preserve">Working capital:</w:t>
+      </w:r>
+    </w:p>
+    <w:tbl>
+      <w:tblPr>
+        <w:tblW w:type="dxa" w:w="9000"/>
+        <w:tblBorders>
+          <w:top w:val="single" w:color="auto" w:sz="4"/>
+          <w:left w:val="single" w:color="auto" w:sz="4"/>
+          <w:bottom w:val="single" w:color="auto" w:sz="4"/>
+          <w:right w:val="single" w:color="auto" w:sz="4"/>
+          <w:insideH w:val="single" w:color="auto" w:sz="4"/>
+          <w:insideV w:val="single" w:color="auto" w:sz="4"/>
+        </w:tblBorders>
+      </w:tblPr>
+      <w:tblGrid>
+        <w:gridCol w:w="3200"/>
+        <w:gridCol w:w="5800"/>
+      </w:tblGrid>
+      <w:tr>
+        <w:tc>
+          <w:tcPr>
+            <w:tcW w:type="dxa" w:w="3200"/>
+            <w:shd w:fill="F2F2F2" w:val="clear"/>
+          </w:tcPr>
+          <w:p>
+            <w:r>
+              <w:rPr>
+                <w:b/>
+                <w:bCs/>
+              </w:rPr>
+              <w:t xml:space="preserve">Inventory days</w:t>
+            </w:r>
+          </w:p>
+        </w:tc>
+        <w:tc>
+          <w:tcPr>
+            <w:tcW w:type="dxa" w:w="5800"/>
+          </w:tcPr>
+          <w:p>
+            <w:r>
+              <w:t xml:space="preserve">—</w:t>
+            </w:r>
+          </w:p>
+        </w:tc>
+      </w:tr>
+      <w:tr>
+        <w:tc>
+          <w:tcPr>
+            <w:tcW w:type="dxa" w:w="3200"/>
+            <w:shd w:fill="F2F2F2" w:val="clear"/>
+          </w:tcPr>
+          <w:p>
+            <w:r>
+              <w:rPr>
+                <w:b/>
+                <w:bCs/>
+              </w:rPr>
+              <w:t xml:space="preserve">Receivable days</w:t>
+            </w:r>
+          </w:p>
+        </w:tc>
+        <w:tc>
+          <w:tcPr>
+            <w:tcW w:type="dxa" w:w="5800"/>
+          </w:tcPr>
+          <w:p>
+            <w:r>
+              <w:t xml:space="preserve">—</w:t>
+            </w:r>
+          </w:p>
+        </w:tc>
+      </w:tr>
+      <w:tr>
+        <w:tc>
+          <w:tcPr>
+            <w:tcW w:type="dxa" w:w="3200"/>
+            <w:shd w:fill="F2F2F2" w:val="clear"/>
+          </w:tcPr>
+          <w:p>
+            <w:r>
+              <w:rPr>
+                <w:b/>
+                <w:bCs/>
+              </w:rPr>
+              <w:t xml:space="preserve">Payable days</w:t>
+            </w:r>
+          </w:p>
+        </w:tc>
+        <w:tc>
+          <w:tcPr>
+            <w:tcW w:type="dxa" w:w="5800"/>
+          </w:tcPr>
+          <w:p>
+            <w:r>
+              <w:t xml:space="preserve">—</w:t>
+            </w:r>
+          </w:p>
+        </w:tc>
+      </w:tr>
+      <w:tr>
+        <w:tc>
+          <w:tcPr>
+            <w:tcW w:type="dxa" w:w="3200"/>
+            <w:shd w:fill="F2F2F2" w:val="clear"/>
+          </w:tcPr>
+          <w:p>
+            <w:r>
+              <w:rPr>
+                <w:b/>
+                <w:bCs/>
+              </w:rPr>
+              <w:t xml:space="preserve">Cash conversion cycle</w:t>
+            </w:r>
+          </w:p>
+        </w:tc>
+        <w:tc>
+          <w:tcPr>
+            <w:tcW w:type="dxa" w:w="5800"/>
+          </w:tcPr>
+          <w:p>
+            <w:r>
+              <w:t xml:space="preserve">42</w:t>
+            </w:r>
+          </w:p>
+        </w:tc>
+      </w:tr>
+      <w:tr>
+        <w:tc>
+          <w:tcPr>
+            <w:tcW w:type="dxa" w:w="3200"/>
+            <w:shd w:fill="F2F2F2" w:val="clear"/>
+          </w:tcPr>
+          <w:p>
+            <w:r>
+              <w:rPr>
+                <w:b/>
+                <w:bCs/>
+              </w:rPr>
+              <w:t xml:space="preserve">3y trend</w:t>
+            </w:r>
+          </w:p>
+        </w:tc>
+        <w:tc>
+          <w:tcPr>
+            <w:tcW w:type="dxa" w:w="5800"/>
+          </w:tcPr>
+          <w:p>
+            <w:r>
+              <w:t xml:space="preserve">elongating</w:t>
+            </w:r>
+          </w:p>
+        </w:tc>
+      </w:tr>
+      <w:tr>
+        <w:tc>
+          <w:tcPr>
+            <w:tcW w:type="dxa" w:w="3200"/>
+            <w:shd w:fill="F2F2F2" w:val="clear"/>
+          </w:tcPr>
+          <w:p>
+            <w:r>
+              <w:rPr>
+                <w:b/>
+                <w:bCs/>
+              </w:rPr>
+              <w:t xml:space="preserve">Vs sector</w:t>
+            </w:r>
+          </w:p>
+        </w:tc>
+        <w:tc>
+          <w:tcPr>
+            <w:tcW w:type="dxa" w:w="5800"/>
+          </w:tcPr>
+          <w:p>
+            <w:r>
+              <w:t xml:space="preserve">unclear</w:t>
+            </w:r>
+          </w:p>
+        </w:tc>
+      </w:tr>
+    </w:tbl>
+    <w:p>
+      <w:pPr>
+        <w:spacing w:after="120"/>
+      </w:pPr>
+      <w:r>
+        <w:rPr>
+          <w:color w:val="666666"/>
+          <w:sz w:val="18"/>
+          <w:szCs w:val="18"/>
+        </w:rPr>
+        <w:t xml:space="preserve">Cash conversion cycle lengthened from ~24 days to ~42 days (per MoneyWorks4Me, FY25) and trade receivables doubled YoY (Rs 11cr -&gt; Rs 22cr) - a genuine cash-drag warning that coincides with the Unifayre B2C launch, though revenue growth itself has been modest (+5.4% FY26), so this isn't yet a growth-funded-by-working-capital story so much as a margin/collections one.</w:t>
+      </w:r>
+    </w:p>
+    <w:p>
+      <w:pPr>
+        <w:spacing w:after="120"/>
+      </w:pPr>
+      <w:r>
+        <w:rPr>
+          <w:b/>
+          <w:bCs/>
+          <w:sz w:val="20"/>
+          <w:szCs w:val="20"/>
+        </w:rPr>
+        <w:t xml:space="preserve">Sector KPIs:</w:t>
+      </w:r>
+    </w:p>
+    <w:p>
+      <w:pPr>
+        <w:pStyle w:val="ListParagraph"/>
+        <w:numPr>
+          <w:ilvl w:val="0"/>
+          <w:numId w:val="1"/>
+        </w:numPr>
+        <w:spacing w:after="60"/>
+      </w:pPr>
+      <w:r>
+        <w:t xml:space="preserve">New-capacity utilisation: guided 50-60% FY26, full by FY28; breakeven at ~45% (unclear) — no independently disclosed actual utilisation figure found this pass - management guide only</w:t>
+      </w:r>
+    </w:p>
+    <w:p>
+      <w:pPr>
+        <w:pStyle w:val="ListParagraph"/>
+        <w:numPr>
+          <w:ilvl w:val="0"/>
+          <w:numId w:val="1"/>
+        </w:numPr>
+        <w:spacing w:after="60"/>
+      </w:pPr>
+      <w:r>
+        <w:t xml:space="preserve">Allana JV offtake: 100% of JV output contractually purchased by Allana for export (improving) — operational readiness achieved; commercial scale-up guided Jul-2026</w:t>
+      </w:r>
+    </w:p>
+    <w:p>
+      <w:pPr>
+        <w:pStyle w:val="Heading1"/>
+        <w:spacing w:after="120" w:before="280"/>
+      </w:pPr>
+      <w:r>
+        <w:t xml:space="preserve">Technical Read (Weekly / Monthly MACD + Bollinger Bands, or RSI/CCI/Williams %R proxy)</w:t>
+      </w:r>
+    </w:p>
+    <w:p>
+      <w:pPr>
+        <w:spacing w:after="120"/>
+      </w:pPr>
+      <w:r>
+        <w:t xml:space="preserve">Not pulled - the call rests on whether the operating leverage shows up in FY27 numbers, not chart position.</w:t>
+      </w:r>
+    </w:p>
+    <w:p>
+      <w:pPr>
+        <w:pStyle w:val="Heading1"/>
+        <w:spacing w:after="120" w:before="280"/>
+      </w:pPr>
+      <w:r>
+        <w:t xml:space="preserve">ValuePickr Community Signal</w:t>
+      </w:r>
+    </w:p>
+    <w:p>
+      <w:pPr>
+        <w:spacing w:after="120"/>
+      </w:pPr>
+      <w:r>
+        <w:t xml:space="preserve">34-post thread, cautiously positive and engaged. Strong appreciation for Chatha's transparency - it publishes transcripts of closed-door PMS/fund-manager calls, which Marathondreams (trusted, elevated) singled out. Debate centres on the B2C pivot: some (Marathondreams) see higher long-run growth/margin if executed in a calibrated way; others (sandesh, AnkitAgrawal) find it strange to launch B2C while the Allana JV and veg plant are still ramping, and worry it signals a thin B2B client pipeline for the new capacity. Latest post (Sep-26): Marathondreams on the FY26 annual report, 'founder promoter comes across as honest hard working... ready for the grind'.</w:t>
+      </w:r>
+    </w:p>
+    <w:p>
+      <w:pPr>
+        <w:spacing w:after="120"/>
+      </w:pPr>
+      <w:r>
+        <w:rPr>
+          <w:b/>
+          <w:bCs/>
+          <w:sz w:val="20"/>
+          <w:szCs w:val="20"/>
+        </w:rPr>
+        <w:t xml:space="preserve">High-conviction call from a top contributor: </w:t>
+      </w:r>
+      <w:r>
+        <w:rPr>
+          <w:sz w:val="20"/>
+          <w:szCs w:val="20"/>
+        </w:rPr>
+        <w:t xml:space="preserve">Marathondreams (trusted, elevated tier - not core) has been invested for ~1 year and repeatedly states 'continues to add as story improves' - a sustained accumulate, not a one-shot high-conviction call. Broad community tenor is constructive-but-watchful on execution and the B2C pivot.</w:t>
+      </w:r>
+    </w:p>
+    <w:p>
+      <w:pPr>
+        <w:pStyle w:val="Heading1"/>
+        <w:spacing w:after="120" w:before="280"/>
+      </w:pPr>
+      <w:r>
+        <w:t xml:space="preserve">Trusted-User Signals (Ongoing)</w:t>
+      </w:r>
+    </w:p>
+    <w:p>
+      <w:pPr>
+        <w:spacing w:after="120"/>
+      </w:pPr>
       <w:r>
         <w:rPr>
           <w:i/>
@@ -1137,6 +3026,30 @@
           <w:sz w:val="18"/>
           <w:szCs w:val="18"/>
         </w:rPr>
+        <w:t xml:space="preserve">Every time a trusted user expresses clear conviction on this stock, most recent first — this section accumulates over time, it isn't a one-time snapshot.</w:t>
+      </w:r>
+    </w:p>
+    <w:p>
+      <w:pPr>
+        <w:spacing w:after="100"/>
+      </w:pPr>
+      <w:r>
+        <w:rPr>
+          <w:b/>
+          <w:bCs/>
+          <w:sz w:val="20"/>
+          <w:szCs w:val="20"/>
+        </w:rPr>
+        <w:t xml:space="preserve">2026-09-06 — Marathondreams</w:t>
+      </w:r>
+      <w:r>
+        <w:rPr>
+          <w:i/>
+          <w:iCs/>
+          <w:color w:val="666666"/>
+          <w:sz w:val="18"/>
+          <w:szCs w:val="18"/>
+        </w:rPr>
         <w:t xml:space="preserve"> (Chatha Foods - a proxy play for QSR)</w:t>
       </w:r>
       <w:r>
@@ -1162,7 +3075,7 @@
         <w:spacing w:after="120"/>
       </w:pPr>
       <w:r>
-        <w:t xml:space="preserve">No SEBI or fraud action found. Governance is a positive - publishes closed analyst-call transcripts, appointed CMO/COO and an IR firm in late 2025. No auditor or going-concern issues.</w:t>
+        <w:t xml:space="preserve">No SEBI or fraud action found. No promoter pledge (0% on ~55.6-55.8% holding, stable). No auditor resignation found. Governance is a positive - publishes closed analyst-call transcripts, appointed CMO/COO and an IR firm in late 2025.</w:t>
       </w:r>
     </w:p>
     <w:p>
@@ -1197,46 +3110,46 @@
         <w:spacing w:after="60"/>
       </w:pPr>
       <w:r>
-        <w:t xml:space="preserve">3x capacity expansion physically complete with low current utilisation - large latent operating leverage for FY27-FY28</w:t>
-      </w:r>
-    </w:p>
-    <w:p>
-      <w:pPr>
-        <w:pStyle w:val="ListParagraph"/>
-        <w:numPr>
-          <w:ilvl w:val="0"/>
-          <w:numId w:val="1"/>
-        </w:numPr>
-        <w:spacing w:after="60"/>
-      </w:pPr>
-      <w:r>
-        <w:t xml:space="preserve">Unusually transparent, honest, hands-on promoter; management bench being strengthened</w:t>
-      </w:r>
-    </w:p>
-    <w:p>
-      <w:pPr>
-        <w:pStyle w:val="ListParagraph"/>
-        <w:numPr>
-          <w:ilvl w:val="0"/>
-          <w:numId w:val="1"/>
-        </w:numPr>
-        <w:spacing w:after="60"/>
-      </w:pPr>
-      <w:r>
-        <w:t xml:space="preserve">Trusted VP user (Marathondreams) accumulating for a year; Allana JV FSSC certification opens Middle East export optionality</w:t>
-      </w:r>
-    </w:p>
-    <w:p>
-      <w:pPr>
-        <w:pStyle w:val="ListParagraph"/>
-        <w:numPr>
-          <w:ilvl w:val="0"/>
-          <w:numId w:val="1"/>
-        </w:numPr>
-        <w:spacing w:after="60"/>
-      </w:pPr>
-      <w:r>
-        <w:t xml:space="preserve">5-6 month customer audit cycles are a genuine entry barrier; profit CAGR ~29.7% over 5 years off a small base</w:t>
+        <w:t xml:space="preserve">3x capacity expansion physically complete; Allana JV has genuine committed offtake (Allana buys 100% of that line's output for export) - de-risks part of the new capacity</w:t>
+      </w:r>
+    </w:p>
+    <w:p>
+      <w:pPr>
+        <w:pStyle w:val="ListParagraph"/>
+        <w:numPr>
+          <w:ilvl w:val="0"/>
+          <w:numId w:val="1"/>
+        </w:numPr>
+        <w:spacing w:after="60"/>
+      </w:pPr>
+      <w:r>
+        <w:t xml:space="preserve">Unusually transparent, honest, hands-on promoter (publishes closed-door PMS call transcripts); management bench being strengthened; no pledge, no red flags</w:t>
+      </w:r>
+    </w:p>
+    <w:p>
+      <w:pPr>
+        <w:pStyle w:val="ListParagraph"/>
+        <w:numPr>
+          <w:ilvl w:val="0"/>
+          <w:numId w:val="1"/>
+        </w:numPr>
+        <w:spacing w:after="60"/>
+      </w:pPr>
+      <w:r>
+        <w:t xml:space="preserve">Trusted VP user (Marathondreams) accumulating for a year</w:t>
+      </w:r>
+    </w:p>
+    <w:p>
+      <w:pPr>
+        <w:pStyle w:val="ListParagraph"/>
+        <w:numPr>
+          <w:ilvl w:val="0"/>
+          <w:numId w:val="1"/>
+        </w:numPr>
+        <w:spacing w:after="60"/>
+      </w:pPr>
+      <w:r>
+        <w:t xml:space="preserve">5-6 month customer audit cycles are a genuine entry barrier; profit CAGR ~30-37% over 3-5 years off a small base</w:t>
       </w:r>
     </w:p>
     <w:p>
@@ -1258,59 +3171,72 @@
         <w:spacing w:after="60"/>
       </w:pPr>
       <w:r>
-        <w:t xml:space="preserve">Operating leverage is anticipated, not demonstrated - no strong recent quarter yet proving it, and new veg capacity has no disclosed committed clients</w:t>
-      </w:r>
-    </w:p>
-    <w:p>
-      <w:pPr>
-        <w:pStyle w:val="ListParagraph"/>
-        <w:numPr>
-          <w:ilvl w:val="0"/>
-          <w:numId w:val="1"/>
-        </w:numPr>
-        <w:spacing w:after="60"/>
-      </w:pPr>
-      <w:r>
-        <w:t xml:space="preserve">Surprise B2C/D2C 'Unifayre' pivot contradicts prior B2B-only discipline; receivables already doubled YoY and marketing spend rising</w:t>
-      </w:r>
-    </w:p>
-    <w:p>
-      <w:pPr>
-        <w:pStyle w:val="ListParagraph"/>
-        <w:numPr>
-          <w:ilvl w:val="0"/>
-          <w:numId w:val="1"/>
-        </w:numPr>
-        <w:spacing w:after="60"/>
-      </w:pPr>
-      <w:r>
-        <w:t xml:space="preserve">Customer concentration (Jubilant, Subway) limits pricing power; ROCE/ROE modest today</w:t>
-      </w:r>
-    </w:p>
-    <w:p>
-      <w:pPr>
-        <w:pStyle w:val="ListParagraph"/>
-        <w:numPr>
-          <w:ilvl w:val="0"/>
-          <w:numId w:val="1"/>
-        </w:numPr>
-        <w:spacing w:after="60"/>
-      </w:pPr>
-      <w:r>
-        <w:t xml:space="preserve">Trailing P/E ~33 requires the forward earnings ramp to materialise on schedule</w:t>
-      </w:r>
-    </w:p>
-    <w:p>
-      <w:pPr>
-        <w:pStyle w:val="ListParagraph"/>
-        <w:numPr>
-          <w:ilvl w:val="0"/>
-          <w:numId w:val="1"/>
-        </w:numPr>
-        <w:spacing w:after="60"/>
-      </w:pPr>
-      <w:r>
-        <w:t xml:space="preserve">Even on management's own ~5-6x PAT guidance, the implied return is ~3x, not the screen's 10x/100x bar</w:t>
+        <w:t xml:space="preserve">Operating leverage has NOT shown up a full year after capacity completion: FY26 revenue +5.4%, EBITDA margin +19bps only - both far short of prior guidance</w:t>
+      </w:r>
+    </w:p>
+    <w:p>
+      <w:pPr>
+        <w:pStyle w:val="ListParagraph"/>
+        <w:numPr>
+          <w:ilvl w:val="0"/>
+          <w:numId w:val="1"/>
+        </w:numPr>
+        <w:spacing w:after="60"/>
+      </w:pPr>
+      <w:r>
+        <w:t xml:space="preserve">Guidance credibility is weak: FY25's 20% revenue-growth guide was missed, and the FY27-29 guide (Rs 325/450/550cr+, PAT 5-6x) requires a ~96% YoY jump in FY27 alone off a base that just grew 5.4%</w:t>
+      </w:r>
+    </w:p>
+    <w:p>
+      <w:pPr>
+        <w:pStyle w:val="ListParagraph"/>
+        <w:numPr>
+          <w:ilvl w:val="0"/>
+          <w:numId w:val="1"/>
+        </w:numPr>
+        <w:spacing w:after="60"/>
+      </w:pPr>
+      <w:r>
+        <w:t xml:space="preserve">Standalone new veg capacity (outside the Allana JV) has no disclosed anchor B2B clients</w:t>
+      </w:r>
+    </w:p>
+    <w:p>
+      <w:pPr>
+        <w:pStyle w:val="ListParagraph"/>
+        <w:numPr>
+          <w:ilvl w:val="0"/>
+          <w:numId w:val="1"/>
+        </w:numPr>
+        <w:spacing w:after="60"/>
+      </w:pPr>
+      <w:r>
+        <w:t xml:space="preserve">Surprise B2C/D2C 'Unifayre' pivot contradicts prior B2B-only discipline; receivables already doubled YoY, cash conversion cycle lengthened, and marketing spend is rising</w:t>
+      </w:r>
+    </w:p>
+    <w:p>
+      <w:pPr>
+        <w:pStyle w:val="ListParagraph"/>
+        <w:numPr>
+          <w:ilvl w:val="0"/>
+          <w:numId w:val="1"/>
+        </w:numPr>
+        <w:spacing w:after="60"/>
+      </w:pPr>
+      <w:r>
+        <w:t xml:space="preserve">Independent quality read (MoneyWorks4Me) flags a decade of erratic ROCE/ROE (19% FY23 -&gt; 9.5% now) and negative CFO/debt; customer concentration (Jubilant, Subway) limits pricing power</w:t>
+      </w:r>
+    </w:p>
+    <w:p>
+      <w:pPr>
+        <w:pStyle w:val="ListParagraph"/>
+        <w:numPr>
+          <w:ilvl w:val="0"/>
+          <w:numId w:val="1"/>
+        </w:numPr>
+        <w:spacing w:after="60"/>
+      </w:pPr>
+      <w:r>
+        <w:t xml:space="preserve">P/E ~37.9 trailing is rich against demonstrated 5.4% growth / 7.4% margin, not the guided ramp</w:t>
       </w:r>
     </w:p>
     <w:p>
@@ -1331,7 +3257,7 @@
           <w:b/>
           <w:bCs/>
         </w:rPr>
-        <w:t xml:space="preserve">Micro/Small-cap (~Rs 250 Cr)</w:t>
+        <w:t xml:space="preserve">Micro-cap (~Rs 254 Cr)</w:t>
       </w:r>
     </w:p>
     <w:p>
@@ -1367,7 +3293,7 @@
           <w:sz w:val="20"/>
           <w:szCs w:val="20"/>
         </w:rPr>
-        <w:t xml:space="preserve">4-box gate — tailwind: yes · TAM: yes · moat: weak · valuation: weak  (score 3 / 4)</w:t>
+        <w:t xml:space="preserve">4-box gate — tailwind: yes · TAM: yes · moat: weak · valuation: no  (score 2.5 / 4)</w:t>
       </w:r>
     </w:p>
     <w:p>
@@ -1382,7 +3308,7 @@
           <w:sz w:val="20"/>
           <w:szCs w:val="20"/>
         </w:rPr>
-        <w:t xml:space="preserve">Real QSR tailwind and a big operating-leverage TAM from the completed 3x capacity, but the inflection is anticipated not demonstrated, moat is limited by customer concentration, and trailing valuation is rich; score permits a label which judgment defers until FY27 numbers confirm the leverage</w:t>
+        <w:t xml:space="preserve">Real QSR tailwind and a big operating-leverage TAM from the completed 3x capacity; moat limited by customer concentration; valuation moved to 'no' - FY26 delivered just 5.4% growth/7.4% margin against a guided ~96% FY27 growth ramp and a guidance-credibility miss (the FY25 20% growth guide was also missed), so ~38x trailing is not yet supported by demonstrated execution.</w:t>
       </w:r>
     </w:p>
     <w:p>
@@ -1405,98 +3331,85 @@
           <w:sz w:val="24"/>
           <w:szCs w:val="24"/>
         </w:rPr>
-        <w:t xml:space="preserve">A promising small-cap QSR proxy with completed 3x capacity, honest management and a trusted user accumulating - but the operating leverage is not yet in the numbers and the return math is ~3x, not 10x. thesis_fit 'neither', conviction Medium; re-rate if FY27 confirms the leverage.</w:t>
-      </w:r>
-    </w:p>
-    <w:p>
-      <w:pPr>
-        <w:pStyle w:val="ListParagraph"/>
-        <w:numPr>
-          <w:ilvl w:val="0"/>
-          <w:numId w:val="1"/>
-        </w:numPr>
-        <w:spacing w:after="60"/>
-      </w:pPr>
-      <w:r>
-        <w:t xml:space="preserve">four_box: tailwind yes (QSR industry ~20% CAGR, frozen-food penetration, QSR processing outsourcing - real and multi-year), tam yes (16,000 MTPA capacity vs tiny current load = big operating-leverage runway; Middle East export optionality via Allana; only ~Rs 250 Cr market cap), moat weak (5-6 month qualification cycles and sticky QSR relationships are real barriers, but customer concentration and stretching receivables limit pricing power), valuation weak (P/E ~33 trailing is rich; cheap only on an unproven forward ramp) -&gt; score 3.0</w:t>
-      </w:r>
-    </w:p>
-    <w:p>
-      <w:pPr>
-        <w:pStyle w:val="ListParagraph"/>
-        <w:numPr>
-          <w:ilvl w:val="0"/>
-          <w:numId w:val="1"/>
-        </w:numPr>
-        <w:spacing w:after="60"/>
-      </w:pPr>
-      <w:r>
-        <w:t xml:space="preserve">Score 3.0 permits a return-magnitude label, but the 'trailing average vs live inflection' rule needs a demonstrated strong recent quarter plus catalyst - here the catalyst (3x capacity live) is in place but the operating-leverage inflection is still anticipated ('to play out in FY27/28'), not shown -&gt; thesis_fit 'neither' for now, conviction Medium (Marathondreams accumulating, capacity in place, honest promoter)</w:t>
-      </w:r>
-    </w:p>
-    <w:p>
-      <w:pPr>
-        <w:pStyle w:val="ListParagraph"/>
-        <w:numPr>
-          <w:ilvl w:val="0"/>
-          <w:numId w:val="1"/>
-        </w:numPr>
-        <w:spacing w:after="60"/>
-      </w:pPr>
-      <w:r>
-        <w:t xml:space="preserve">If FY27 quarters demonstrate the operating leverage (utilisation ramp + margin expansion), this moves to '10x-in-2-3-years' at Low-Medium with an 'unconfirmed' caveat on the next re-check</w:t>
-      </w:r>
-    </w:p>
-    <w:p>
-      <w:pPr>
-        <w:pStyle w:val="ListParagraph"/>
-        <w:numPr>
-          <w:ilvl w:val="0"/>
-          <w:numId w:val="1"/>
-        </w:numPr>
-        <w:spacing w:after="60"/>
-      </w:pPr>
-      <w:r>
-        <w:t xml:space="preserve">No live-theme keyword match; it is a consumption/QSR proxy. value_chain position is reasonably clear (B2B processing layer feeding QSR brands) so a value_chain block is written</w:t>
-      </w:r>
-    </w:p>
-    <w:p>
-      <w:pPr>
-        <w:pStyle w:val="ListParagraph"/>
-        <w:numPr>
-          <w:ilvl w:val="0"/>
-          <w:numId w:val="1"/>
-        </w:numPr>
-        <w:spacing w:after="60"/>
-      </w:pPr>
-      <w:r>
-        <w:t xml:space="preserve">No red flag - governance is a positive (publishes analyst-call transcripts)</w:t>
-      </w:r>
-    </w:p>
-    <w:p>
-      <w:pPr>
-        <w:pStyle w:val="ListParagraph"/>
-        <w:numPr>
-          <w:ilvl w:val="0"/>
-          <w:numId w:val="1"/>
-        </w:numPr>
-        <w:spacing w:after="60"/>
-      </w:pPr>
-      <w:r>
-        <w:t xml:space="preserve">revisit_after_30d: false (conviction Medium, not Medium-High, and thesis_fit 'neither')</w:t>
-      </w:r>
-    </w:p>
-    <w:p>
-      <w:pPr>
-        <w:pStyle w:val="ListParagraph"/>
-        <w:numPr>
-          <w:ilvl w:val="0"/>
-          <w:numId w:val="1"/>
-        </w:numPr>
-        <w:spacing w:after="60"/>
-      </w:pPr>
-      <w:r>
-        <w:t xml:space="preserve">Re-check trigger: Q2/Q3 FY27 capacity utilisation and EBITDA margin trajectory; whether the new veg plant secures disclosed B2B clients; Unifayre B2C burn and receivables trend</w:t>
+        <w:t xml:space="preserve">Pass-1 deep dive: capacity is real and the Allana JV has genuine committed offtake, but a full year after the 3x expansion completed, the operating-leverage inflection has NOT shown up (FY26 +5.4% revenue, +19bps margin) and management's own FY27-29 guidance ramp follows a missed FY25 guide - thesis_fit stays 'neither', conviction moves down to Low-Medium pending FY27 quarters that actually demonstrate the ramp.</w:t>
+      </w:r>
+    </w:p>
+    <w:p>
+      <w:pPr>
+        <w:pStyle w:val="ListParagraph"/>
+        <w:numPr>
+          <w:ilvl w:val="0"/>
+          <w:numId w:val="1"/>
+        </w:numPr>
+        <w:spacing w:after="60"/>
+      </w:pPr>
+      <w:r>
+        <w:t xml:space="preserve">four_box: tailwind yes (QSR industry ~20% CAGR, frozen-food penetration, QSR processing outsourcing - real and multi-year), tam yes (16,000 MTPA capacity vs tiny current load = big operating-leverage runway; only ~Rs 254 Cr market cap), moat weak (5-6 month qualification cycles are a real barrier, but customer concentration and stretching receivables limit pricing power), valuation downgraded to no (P/E ~37.9 against FY26's actual 5.4% growth/7.4% margin and a guidance-credibility miss is not supported by demonstrated execution) -&gt; score 2.5</w:t>
+      </w:r>
+    </w:p>
+    <w:p>
+      <w:pPr>
+        <w:pStyle w:val="ListParagraph"/>
+        <w:numPr>
+          <w:ilvl w:val="0"/>
+          <w:numId w:val="1"/>
+        </w:numPr>
+        <w:spacing w:after="60"/>
+      </w:pPr>
+      <w:r>
+        <w:t xml:space="preserve">Score 2.5 falls in the 2.0-2.5 band, which defaults to thesis_fit 'neither' unless a written exception applies (valuation=yes, un-ignorable growth, or the large-cap named-inflection carve-out) - none apply here since growth was only 5.4% and valuation itself moved to 'no' -&gt; 'neither' stands without needing an override flag</w:t>
+      </w:r>
+    </w:p>
+    <w:p>
+      <w:pPr>
+        <w:pStyle w:val="ListParagraph"/>
+        <w:numPr>
+          <w:ilvl w:val="0"/>
+          <w:numId w:val="1"/>
+        </w:numPr>
+        <w:spacing w:after="60"/>
+      </w:pPr>
+      <w:r>
+        <w:t xml:space="preserve">Conviction moved from Medium to Low-Medium: the pass-1 primary-document read found the core operating-leverage thesis has not progressed in a year (FY25 guide missed, FY26 delivered far below the new FY27-29 guide), which is a real negative update even though governance remains clean and the Allana JV's committed-offtake structure is a genuine (if partial) positive</w:t>
+      </w:r>
+    </w:p>
+    <w:p>
+      <w:pPr>
+        <w:pStyle w:val="ListParagraph"/>
+        <w:numPr>
+          <w:ilvl w:val="0"/>
+          <w:numId w:val="1"/>
+        </w:numPr>
+        <w:spacing w:after="60"/>
+      </w:pPr>
+      <w:r>
+        <w:t xml:space="preserve">No red flag - governance is a positive (publishes analyst-call transcripts, 0% pledge, no auditor issues)</w:t>
+      </w:r>
+    </w:p>
+    <w:p>
+      <w:pPr>
+        <w:pStyle w:val="ListParagraph"/>
+        <w:numPr>
+          <w:ilvl w:val="0"/>
+          <w:numId w:val="1"/>
+        </w:numPr>
+        <w:spacing w:after="60"/>
+      </w:pPr>
+      <w:r>
+        <w:t xml:space="preserve">revisit_after_30d unchanged by this pass (script-owned field, not touched)</w:t>
+      </w:r>
+    </w:p>
+    <w:p>
+      <w:pPr>
+        <w:pStyle w:val="ListParagraph"/>
+        <w:numPr>
+          <w:ilvl w:val="0"/>
+          <w:numId w:val="1"/>
+        </w:numPr>
+        <w:spacing w:after="60"/>
+      </w:pPr>
+      <w:r>
+        <w:t xml:space="preserve">Re-check trigger: Q2/Q3 FY27 capacity utilisation and EBITDA margin trajectory against the Rs 325cr/12-13% margin guide; whether the new standalone veg plant secures disclosed B2B clients; Unifayre B2C burn, receivables and cash-conversion-cycle trend</w:t>
       </w:r>
     </w:p>
     <w:p>

--- a/projects/valuepickr-open-screen/docs/Chatha Foods.docx
+++ b/projects/valuepickr-open-screen/docs/Chatha Foods.docx
@@ -3428,6 +3428,187 @@
           <w:szCs w:val="18"/>
         </w:rPr>
         <w:t xml:space="preserve">This is independent research and analysis for informational purposes only, not personalized financial or investment advice. Past multi-bagger performance and forum/social sentiment are not indicators of future returns. Do your own due diligence before investing.</w:t>
+      </w:r>
+    </w:p>
+    <w:p/>
+    <w:p>
+      <w:r>
+        <w:rPr>
+          <w:b/>
+          <w:sz w:val="28"/>
+        </w:rPr>
+        <w:t>🔄 RESEARCH UPDATE - 2026-10-05</w:t>
+      </w:r>
+    </w:p>
+    <w:p>
+      <w:r>
+        <w:rPr>
+          <w:b/>
+        </w:rPr>
+        <w:t>📊 Key Metrics:</w:t>
+      </w:r>
+    </w:p>
+    <w:p>
+      <w:pPr>
+        <w:ind w:left="360"/>
+      </w:pPr>
+      <w:r>
+        <w:t xml:space="preserve">  • Company: Chatha Foods Ltd</w:t>
+      </w:r>
+    </w:p>
+    <w:p>
+      <w:pPr>
+        <w:ind w:left="360"/>
+      </w:pPr>
+      <w:r>
+        <w:t xml:space="preserve">  • Conviction: Low-Medium</w:t>
+      </w:r>
+    </w:p>
+    <w:p>
+      <w:pPr>
+        <w:ind w:left="360"/>
+      </w:pPr>
+      <w:r>
+        <w:t xml:space="preserve">  • Thesis: neither</w:t>
+      </w:r>
+    </w:p>
+    <w:p>
+      <w:pPr>
+        <w:ind w:left="360"/>
+      </w:pPr>
+      <w:r>
+        <w:t xml:space="preserve">  • 4-Box Score: 2.5</w:t>
+      </w:r>
+    </w:p>
+    <w:p>
+      <w:pPr>
+        <w:ind w:left="360"/>
+      </w:pPr>
+      <w:r>
+        <w:t xml:space="preserve">  • Research Date: 2026-09-18</w:t>
+      </w:r>
+    </w:p>
+    <w:p>
+      <w:pPr>
+        <w:ind w:left="360"/>
+      </w:pPr>
+      <w:r>
+        <w:t xml:space="preserve">  • Red Flag: None</w:t>
+      </w:r>
+    </w:p>
+    <w:p/>
+    <w:p>
+      <w:r>
+        <w:rPr>
+          <w:b/>
+        </w:rPr>
+        <w:t>📝 Verdict:</w:t>
+      </w:r>
+    </w:p>
+    <w:p>
+      <w:pPr>
+        <w:ind w:left="360"/>
+      </w:pPr>
+      <w:r>
+        <w:t>Pass-1 deep dive: capacity is real and the Allana JV has genuine committed offtake, but a full year after the 3x expansion completed, the operating-leverage inflection has NOT shown up (FY26 +5.4% revenue, +19bps margin) and management's own FY27-29 guidance ramp follows a missed FY25 guide - thesis_fit stays 'neither', conviction moves down to Low-Medium pending FY27 quarters that actually demonstrate the ramp.</w:t>
+      </w:r>
+    </w:p>
+    <w:p/>
+    <w:p>
+      <w:r>
+        <w:rPr>
+          <w:b/>
+        </w:rPr>
+        <w:t>📈 Bull Case:</w:t>
+      </w:r>
+    </w:p>
+    <w:p>
+      <w:pPr>
+        <w:ind w:left="360"/>
+      </w:pPr>
+      <w:r>
+        <w:t>Clean proxy for ~20% QSR-industry growth with blue-chip B2B customers (Jubilant/Domino's, Subway, Burger King)</w:t>
+      </w:r>
+    </w:p>
+    <w:p>
+      <w:pPr>
+        <w:ind w:left="360"/>
+      </w:pPr>
+      <w:r>
+        <w:t>3x capacity expansion physically complete; Allana JV has genuine committed offtake (Allana buys 100% of that line's output for export) - de-risks part of the new capacity</w:t>
+      </w:r>
+    </w:p>
+    <w:p>
+      <w:pPr>
+        <w:ind w:left="360"/>
+      </w:pPr>
+      <w:r>
+        <w:t>Unusually transparent, honest, hands-on promoter (publishes closed-door PMS call transcripts); management bench being strengthened; no pledge, no red flags</w:t>
+      </w:r>
+    </w:p>
+    <w:p>
+      <w:pPr>
+        <w:ind w:left="360"/>
+      </w:pPr>
+      <w:r>
+        <w:t>Trusted VP user (Marathondreams) accumulating for a year</w:t>
+      </w:r>
+    </w:p>
+    <w:p>
+      <w:pPr>
+        <w:ind w:left="360"/>
+      </w:pPr>
+      <w:r>
+        <w:t>5-6 month customer audit cycles are a genuine entry barrier; profit CAGR ~30-37% over 3-5 years off a small base</w:t>
+      </w:r>
+    </w:p>
+    <w:p/>
+    <w:p>
+      <w:r>
+        <w:rPr>
+          <w:b/>
+        </w:rPr>
+        <w:t>📉 Bear Case:</w:t>
+      </w:r>
+    </w:p>
+    <w:p>
+      <w:pPr>
+        <w:ind w:left="360"/>
+      </w:pPr>
+      <w:r>
+        <w:t>Operating leverage has NOT shown up a full year after capacity completion: FY26 revenue +5.4%, EBITDA margin +19bps only - both far short of prior guidance</w:t>
+      </w:r>
+    </w:p>
+    <w:p>
+      <w:pPr>
+        <w:ind w:left="360"/>
+      </w:pPr>
+      <w:r>
+        <w:t>Guidance credibility is weak: FY25's 20% revenue-growth guide was missed, and the FY27-29 guide (Rs 325/450/550cr+, PAT 5-6x) requires a ~96% YoY jump in FY27 alone off a base that just grew 5.4%</w:t>
+      </w:r>
+    </w:p>
+    <w:p>
+      <w:pPr>
+        <w:ind w:left="360"/>
+      </w:pPr>
+      <w:r>
+        <w:t>Standalone new veg capacity (outside the Allana JV) has no disclosed anchor B2B clients</w:t>
+      </w:r>
+    </w:p>
+    <w:p>
+      <w:pPr>
+        <w:ind w:left="360"/>
+      </w:pPr>
+      <w:r>
+        <w:t>Surprise B2C/D2C 'Unifayre' pivot contradicts prior B2B-only discipline; receivables already doubled YoY, cash conversion cycle lengthened, and marketing spend is rising</w:t>
+      </w:r>
+    </w:p>
+    <w:p>
+      <w:pPr>
+        <w:ind w:left="360"/>
+      </w:pPr>
+      <w:r>
+        <w:t>Independent quality read (MoneyWorks4Me) flags a decade of erratic ROCE/ROE (19% FY23 -&gt; 9.5% now) and negative CFO/debt; customer concentration (Jubilant, Subway) limits pricing power</w:t>
       </w:r>
     </w:p>
     <w:sectPr>
